--- a/01_项目管理/02_光与朽项目/01_核心文档/光与朽 (Light & Decay)》 游戏设计文档 (GDD) V5.0.docx
+++ b/01_项目管理/02_光与朽项目/01_核心文档/光与朽 (Light & Decay)》 游戏设计文档 (GDD) V5.0.docx
@@ -127,6 +127,63 @@
           <w:rFonts w:hint="default" w:ascii="sans-serif" w:hAnsi="sans-serif" w:eastAsia="sans-serif" w:cs="sans-serif"/>
         </w:rPr>
         <w:t xml:space="preserve"> 物理推力 + 激光流派构筑 + 割草爽感</w:t>
+      </w:r>
+    </w:p>
+    <w:p>
+      <w:pPr>
+        <w:pStyle w:val="7"/>
+        <w:keepNext w:val="0"/>
+        <w:keepLines w:val="0"/>
+        <w:widowControl/>
+        <w:suppressLineNumbers w:val="0"/>
+        <w:spacing w:before="0" w:beforeAutospacing="0" w:line="14" w:lineRule="atLeast"/>
+        <w:rPr>
+          <w:rFonts w:hint="eastAsia" w:ascii="sans-serif" w:hAnsi="sans-serif" w:eastAsia="宋体" w:cs="sans-serif"/>
+          <w:lang w:val="en-US" w:eastAsia="zh-CN"/>
+        </w:rPr>
+      </w:pPr>
+      <w:r>
+        <w:rPr>
+          <w:rFonts w:hint="eastAsia" w:ascii="sans-serif" w:hAnsi="sans-serif" w:eastAsia="宋体" w:cs="sans-serif"/>
+          <w:lang w:val="en-US" w:eastAsia="zh-CN"/>
+        </w:rPr>
+        <w:t>玩法：</w:t>
+      </w:r>
+      <w:r>
+        <w:rPr>
+          <w:rFonts w:ascii="宋体" w:hAnsi="宋体" w:eastAsia="宋体" w:cs="宋体"/>
+          <w:sz w:val="24"/>
+          <w:szCs w:val="24"/>
+        </w:rPr>
+        <w:t>《光与朽》是一款</w:t>
+      </w:r>
+      <w:r>
+        <w:rPr>
+          <w:rFonts w:ascii="宋体" w:hAnsi="宋体" w:eastAsia="宋体" w:cs="宋体"/>
+          <w:b/>
+          <w:bCs/>
+          <w:sz w:val="24"/>
+          <w:szCs w:val="24"/>
+        </w:rPr>
+        <w:t>物理策略塔防生存类</w:t>
+      </w:r>
+      <w:r>
+        <w:rPr>
+          <w:rFonts w:ascii="宋体" w:hAnsi="宋体" w:eastAsia="宋体" w:cs="宋体"/>
+          <w:sz w:val="24"/>
+          <w:szCs w:val="24"/>
+        </w:rPr>
+        <w:t>益智游戏 。游戏设定在末日废土背景下的“净化之战”，玩家通过操控防守单位抵御变异生物</w:t>
+      </w:r>
+      <w:bookmarkStart w:id="0" w:name="_GoBack"/>
+      <w:bookmarkEnd w:id="0"/>
+      <w:r>
+        <w:rPr>
+          <w:rFonts w:ascii="宋体" w:hAnsi="宋体" w:eastAsia="宋体" w:cs="宋体"/>
+          <w:sz w:val="24"/>
+          <w:szCs w:val="24"/>
+        </w:rPr>
+        <w:t>的入侵 。</w:t>
       </w:r>
     </w:p>
     <w:p>
@@ -4821,1236 +4878,6 @@
       </w:pPr>
       <w:r>
         <w:pict>
-          <v:rect id="_x0000_i1033" o:spt="1" style="height:1.5pt;width:432pt;" fillcolor="#A0A0A0" filled="t" stroked="f" coordsize="21600,21600" o:hr="t" o:hrstd="t" o:hralign="center">
-            <v:path/>
-            <v:fill on="t" focussize="0,0"/>
-            <v:stroke on="f"/>
-            <v:imagedata o:title=""/>
-            <o:lock v:ext="edit"/>
-            <w10:wrap type="none"/>
-            <w10:anchorlock/>
-          </v:rect>
-        </w:pict>
-      </w:r>
-    </w:p>
-    <w:p>
-      <w:pPr>
-        <w:pStyle w:val="4"/>
-        <w:keepNext w:val="0"/>
-        <w:keepLines w:val="0"/>
-        <w:widowControl/>
-        <w:suppressLineNumbers w:val="0"/>
-      </w:pPr>
-      <w:r>
-        <w:t>第二部分：科技树 (Cyber Grid) —— 真正的“树”长什么样？</w:t>
-      </w:r>
-    </w:p>
-    <w:p>
-      <w:pPr>
-        <w:pStyle w:val="7"/>
-        <w:keepNext w:val="0"/>
-        <w:keepLines w:val="0"/>
-        <w:widowControl/>
-        <w:suppressLineNumbers w:val="0"/>
-      </w:pPr>
-      <w:r>
-        <w:t>你之前的困惑是：</w:t>
-      </w:r>
-      <w:r>
-        <w:rPr>
-          <w:i/>
-          <w:iCs/>
-        </w:rPr>
-        <w:t>“只有1-3个技能，那是直线啊，怎么叫树？”</w:t>
-      </w:r>
-      <w:r>
-        <w:t xml:space="preserve"> </w:t>
-      </w:r>
-      <w:r>
-        <w:rPr>
-          <w:b/>
-          <w:bCs/>
-        </w:rPr>
-        <w:t>我的锅！</w:t>
-      </w:r>
-      <w:r>
-        <w:t xml:space="preserve"> 之前为了演示功能，我只列了“树梢”上的果实，没列“树干”。</w:t>
-      </w:r>
-    </w:p>
-    <w:p>
-      <w:pPr>
-        <w:pStyle w:val="7"/>
-        <w:keepNext w:val="0"/>
-        <w:keepLines w:val="0"/>
-        <w:widowControl/>
-        <w:suppressLineNumbers w:val="0"/>
-      </w:pPr>
-      <w:r>
-        <w:rPr>
-          <w:b/>
-          <w:bCs/>
-        </w:rPr>
-        <w:t>真正的科技树 UI 设计方案：</w:t>
-      </w:r>
-    </w:p>
-    <w:p>
-      <w:pPr>
-        <w:pStyle w:val="7"/>
-        <w:keepNext w:val="0"/>
-        <w:keepLines w:val="0"/>
-        <w:widowControl/>
-        <w:suppressLineNumbers w:val="0"/>
-      </w:pPr>
-      <w:r>
-        <w:t>不要做成 4 个独立的按钮页签。要做成一张</w:t>
-      </w:r>
-      <w:r>
-        <w:rPr>
-          <w:b/>
-          <w:bCs/>
-        </w:rPr>
-        <w:t>巨大的、可拖拽的“电路板” (Circuit Board)</w:t>
-      </w:r>
-      <w:r>
-        <w:t>。</w:t>
-      </w:r>
-    </w:p>
-    <w:p>
-      <w:pPr>
-        <w:pStyle w:val="5"/>
-        <w:keepNext w:val="0"/>
-        <w:keepLines w:val="0"/>
-        <w:widowControl/>
-        <w:suppressLineNumbers w:val="0"/>
-      </w:pPr>
-      <w:r>
-        <w:t>1. UI 视觉表现</w:t>
-      </w:r>
-    </w:p>
-    <w:p>
-      <w:pPr>
-        <w:pStyle w:val="7"/>
-        <w:keepNext w:val="0"/>
-        <w:keepLines w:val="0"/>
-        <w:widowControl/>
-        <w:suppressLineNumbers w:val="0"/>
-        <w:ind w:left="720"/>
-      </w:pPr>
-      <w:r>
-        <w:rPr>
-          <w:b/>
-          <w:bCs/>
-        </w:rPr>
-        <w:t>背景：</w:t>
-      </w:r>
-      <w:r>
-        <w:t xml:space="preserve"> 一张暗黑色的电子蓝图，上面有隐约流动的能量管线。</w:t>
-      </w:r>
-    </w:p>
-    <w:p>
-      <w:pPr>
-        <w:pStyle w:val="7"/>
-        <w:keepNext w:val="0"/>
-        <w:keepLines w:val="0"/>
-        <w:widowControl/>
-        <w:suppressLineNumbers w:val="0"/>
-        <w:ind w:left="720"/>
-      </w:pPr>
-      <w:r>
-        <w:rPr>
-          <w:b/>
-          <w:bCs/>
-        </w:rPr>
-        <w:t>节点 (Node)：</w:t>
-      </w:r>
-      <w:r>
-        <w:t xml:space="preserve"> 每一个升级项是一个图标（圆点或六边形）。</w:t>
-      </w:r>
-    </w:p>
-    <w:p>
-      <w:pPr>
-        <w:pStyle w:val="7"/>
-        <w:keepNext w:val="0"/>
-        <w:keepLines w:val="0"/>
-        <w:widowControl/>
-        <w:suppressLineNumbers w:val="0"/>
-        <w:ind w:left="720"/>
-      </w:pPr>
-      <w:r>
-        <w:rPr>
-          <w:b/>
-          <w:bCs/>
-        </w:rPr>
-        <w:t>连线：</w:t>
-      </w:r>
-      <w:r>
-        <w:t xml:space="preserve"> 节点之间有发光的连线。只有解锁了上一个，线才会亮起，通往下一个。</w:t>
-      </w:r>
-    </w:p>
-    <w:p>
-      <w:pPr>
-        <w:pStyle w:val="7"/>
-        <w:keepNext w:val="0"/>
-        <w:keepLines w:val="0"/>
-        <w:widowControl/>
-        <w:suppressLineNumbers w:val="0"/>
-        <w:ind w:left="720"/>
-      </w:pPr>
-      <w:r>
-        <w:rPr>
-          <w:b/>
-          <w:bCs/>
-        </w:rPr>
-        <w:t>布局：</w:t>
-      </w:r>
-      <w:r>
-        <w:t xml:space="preserve"> 采用 </w:t>
-      </w:r>
-      <w:r>
-        <w:rPr>
-          <w:b/>
-          <w:bCs/>
-        </w:rPr>
-        <w:t>“发散式”</w:t>
-      </w:r>
-      <w:r>
-        <w:t xml:space="preserve"> 或 </w:t>
-      </w:r>
-      <w:r>
-        <w:rPr>
-          <w:b/>
-          <w:bCs/>
-        </w:rPr>
-        <w:t>“星系式”</w:t>
-      </w:r>
-      <w:r>
-        <w:t xml:space="preserve"> 布局。</w:t>
-      </w:r>
-    </w:p>
-    <w:p>
-      <w:pPr>
-        <w:pStyle w:val="7"/>
-        <w:keepNext w:val="0"/>
-        <w:keepLines w:val="0"/>
-        <w:widowControl/>
-        <w:suppressLineNumbers w:val="0"/>
-        <w:ind w:left="1440"/>
-      </w:pPr>
-      <w:r>
-        <w:rPr>
-          <w:b/>
-          <w:bCs/>
-        </w:rPr>
-        <w:t>中心起点：</w:t>
-      </w:r>
-      <w:r>
-        <w:t xml:space="preserve"> 一个巨大的核心节点（Level 0）。</w:t>
-      </w:r>
-    </w:p>
-    <w:p>
-      <w:pPr>
-        <w:pStyle w:val="7"/>
-        <w:keepNext w:val="0"/>
-        <w:keepLines w:val="0"/>
-        <w:widowControl/>
-        <w:suppressLineNumbers w:val="0"/>
-        <w:ind w:left="1440"/>
-      </w:pPr>
-      <w:r>
-        <w:rPr>
-          <w:b/>
-          <w:bCs/>
-        </w:rPr>
-        <w:t>向四周发散：</w:t>
-      </w:r>
-      <w:r>
-        <w:t xml:space="preserve"> 四条主线路分别向 上、下、左、右 延伸。</w:t>
-      </w:r>
-    </w:p>
-    <w:p>
-      <w:pPr>
-        <w:pStyle w:val="5"/>
-        <w:keepNext w:val="0"/>
-        <w:keepLines w:val="0"/>
-        <w:widowControl/>
-        <w:suppressLineNumbers w:val="0"/>
-      </w:pPr>
-      <w:r>
-        <w:t>2. 详细的节点填充（如何让它看起来像棵树？）</w:t>
-      </w:r>
-    </w:p>
-    <w:p>
-      <w:pPr>
-        <w:pStyle w:val="7"/>
-        <w:keepNext w:val="0"/>
-        <w:keepLines w:val="0"/>
-        <w:widowControl/>
-        <w:suppressLineNumbers w:val="0"/>
-      </w:pPr>
-      <w:r>
-        <w:t>为了让它够深，我们需要把属性拆碎。</w:t>
-      </w:r>
-    </w:p>
-    <w:p>
-      <w:pPr>
-        <w:pStyle w:val="7"/>
-        <w:keepNext w:val="0"/>
-        <w:keepLines w:val="0"/>
-        <w:widowControl/>
-        <w:suppressLineNumbers w:val="0"/>
-      </w:pPr>
-      <w:r>
-        <w:rPr>
-          <w:b/>
-          <w:bCs/>
-        </w:rPr>
-        <w:t>假设中心是起点，向四个方向延伸：</w:t>
-      </w:r>
-    </w:p>
-    <w:p>
-      <w:pPr>
-        <w:pStyle w:val="7"/>
-        <w:keepNext w:val="0"/>
-        <w:keepLines w:val="0"/>
-        <w:widowControl/>
-        <w:suppressLineNumbers w:val="0"/>
-      </w:pPr>
-      <w:r>
-        <w:rPr>
-          <w:b/>
-          <w:bCs/>
-        </w:rPr>
-        <w:t>⬆️ 上方电路（火力系 - 红色）：</w:t>
-      </w:r>
-    </w:p>
-    <w:p>
-      <w:pPr>
-        <w:pStyle w:val="7"/>
-        <w:keepNext w:val="0"/>
-        <w:keepLines w:val="0"/>
-        <w:widowControl/>
-        <w:suppressLineNumbers w:val="0"/>
-        <w:ind w:left="720"/>
-      </w:pPr>
-      <w:r>
-        <w:t>(1) 攻击力 Lv1</w:t>
-      </w:r>
-    </w:p>
-    <w:p>
-      <w:pPr>
-        <w:pStyle w:val="7"/>
-        <w:keepNext w:val="0"/>
-        <w:keepLines w:val="0"/>
-        <w:widowControl/>
-        <w:suppressLineNumbers w:val="0"/>
-        <w:ind w:left="720"/>
-      </w:pPr>
-      <w:r>
-        <w:t>(2) 攻击力 Lv2</w:t>
-      </w:r>
-    </w:p>
-    <w:p>
-      <w:pPr>
-        <w:pStyle w:val="7"/>
-        <w:keepNext w:val="0"/>
-        <w:keepLines w:val="0"/>
-        <w:widowControl/>
-        <w:suppressLineNumbers w:val="0"/>
-        <w:ind w:left="720"/>
-      </w:pPr>
-      <w:r>
-        <w:t xml:space="preserve">(3) </w:t>
-      </w:r>
-      <w:r>
-        <w:rPr>
-          <w:b/>
-          <w:bCs/>
-        </w:rPr>
-        <w:t>节点分叉：</w:t>
-      </w:r>
-    </w:p>
-    <w:p>
-      <w:pPr>
-        <w:pStyle w:val="7"/>
-        <w:keepNext w:val="0"/>
-        <w:keepLines w:val="0"/>
-        <w:widowControl/>
-        <w:suppressLineNumbers w:val="0"/>
-        <w:ind w:left="1440"/>
-      </w:pPr>
-      <w:r>
-        <w:t xml:space="preserve">左路：暴击率 Lv1 -&gt; 暴击伤害 Lv1 -&gt; </w:t>
-      </w:r>
-      <w:r>
-        <w:rPr>
-          <w:b/>
-          <w:bCs/>
-        </w:rPr>
-        <w:t>[致命暴击被动强化]</w:t>
-      </w:r>
-    </w:p>
-    <w:p>
-      <w:pPr>
-        <w:pStyle w:val="7"/>
-        <w:keepNext w:val="0"/>
-        <w:keepLines w:val="0"/>
-        <w:widowControl/>
-        <w:suppressLineNumbers w:val="0"/>
-        <w:ind w:left="1440"/>
-      </w:pPr>
-      <w:r>
-        <w:t xml:space="preserve">右路：对Boss伤害 Lv1 -&gt; 穿透伤害 Lv1 -&gt; </w:t>
-      </w:r>
-      <w:r>
-        <w:rPr>
-          <w:b/>
-          <w:bCs/>
-        </w:rPr>
-        <w:t>[高能透镜被动强化]</w:t>
-      </w:r>
-    </w:p>
-    <w:p>
-      <w:pPr>
-        <w:pStyle w:val="7"/>
-        <w:keepNext w:val="0"/>
-        <w:keepLines w:val="0"/>
-        <w:widowControl/>
-        <w:suppressLineNumbers w:val="0"/>
-        <w:ind w:left="720"/>
-      </w:pPr>
-      <w:r>
-        <w:t>(4) 汇合：攻击力 Lv5 ... -&gt; 终极节点：</w:t>
-      </w:r>
-      <w:r>
-        <w:rPr>
-          <w:b/>
-          <w:bCs/>
-        </w:rPr>
-        <w:t>[大招：清屏冲击波]</w:t>
-      </w:r>
-    </w:p>
-    <w:p>
-      <w:pPr>
-        <w:pStyle w:val="7"/>
-        <w:keepNext w:val="0"/>
-        <w:keepLines w:val="0"/>
-        <w:widowControl/>
-        <w:suppressLineNumbers w:val="0"/>
-      </w:pPr>
-      <w:r>
-        <w:rPr>
-          <w:b/>
-          <w:bCs/>
-        </w:rPr>
-        <w:t>⬇️ 下方电路（生存系 - 绿色）：</w:t>
-      </w:r>
-    </w:p>
-    <w:p>
-      <w:pPr>
-        <w:pStyle w:val="7"/>
-        <w:keepNext w:val="0"/>
-        <w:keepLines w:val="0"/>
-        <w:widowControl/>
-        <w:suppressLineNumbers w:val="0"/>
-        <w:ind w:left="720"/>
-      </w:pPr>
-      <w:r>
-        <w:t>(1) 生命值 Lv1</w:t>
-      </w:r>
-    </w:p>
-    <w:p>
-      <w:pPr>
-        <w:pStyle w:val="7"/>
-        <w:keepNext w:val="0"/>
-        <w:keepLines w:val="0"/>
-        <w:widowControl/>
-        <w:suppressLineNumbers w:val="0"/>
-        <w:ind w:left="720"/>
-      </w:pPr>
-      <w:r>
-        <w:t>(2) 生命值 Lv2</w:t>
-      </w:r>
-    </w:p>
-    <w:p>
-      <w:pPr>
-        <w:pStyle w:val="7"/>
-        <w:keepNext w:val="0"/>
-        <w:keepLines w:val="0"/>
-        <w:widowControl/>
-        <w:suppressLineNumbers w:val="0"/>
-        <w:ind w:left="720"/>
-      </w:pPr>
-      <w:r>
-        <w:t xml:space="preserve">(3) </w:t>
-      </w:r>
-      <w:r>
-        <w:rPr>
-          <w:b/>
-          <w:bCs/>
-        </w:rPr>
-        <w:t>节点分叉：</w:t>
-      </w:r>
-    </w:p>
-    <w:p>
-      <w:pPr>
-        <w:pStyle w:val="7"/>
-        <w:keepNext w:val="0"/>
-        <w:keepLines w:val="0"/>
-        <w:widowControl/>
-        <w:suppressLineNumbers w:val="0"/>
-        <w:ind w:left="1440"/>
-      </w:pPr>
-      <w:r>
-        <w:t xml:space="preserve">左路：护盾恢复速度 -&gt; 护盾上限 -&gt; </w:t>
-      </w:r>
-      <w:r>
-        <w:rPr>
-          <w:b/>
-          <w:bCs/>
-        </w:rPr>
-        <w:t>[纳米修复：大招回血]</w:t>
-      </w:r>
-    </w:p>
-    <w:p>
-      <w:pPr>
-        <w:pStyle w:val="7"/>
-        <w:keepNext w:val="0"/>
-        <w:keepLines w:val="0"/>
-        <w:widowControl/>
-        <w:suppressLineNumbers w:val="0"/>
-        <w:ind w:left="1440"/>
-      </w:pPr>
-      <w:r>
-        <w:t xml:space="preserve">右路：伤害减免 -&gt; 碰撞体积减小 -&gt; </w:t>
-      </w:r>
-      <w:r>
-        <w:rPr>
-          <w:b/>
-          <w:bCs/>
-        </w:rPr>
-        <w:t>[备用系统：复活次数+1]</w:t>
-      </w:r>
-    </w:p>
-    <w:p>
-      <w:pPr>
-        <w:pStyle w:val="7"/>
-        <w:keepNext w:val="0"/>
-        <w:keepLines w:val="0"/>
-        <w:widowControl/>
-        <w:suppressLineNumbers w:val="0"/>
-      </w:pPr>
-      <w:r>
-        <w:rPr>
-          <w:b/>
-          <w:bCs/>
-        </w:rPr>
-        <w:t>⬅️ 左侧电路（资源系 - 黄色）：</w:t>
-      </w:r>
-    </w:p>
-    <w:p>
-      <w:pPr>
-        <w:pStyle w:val="7"/>
-        <w:keepNext w:val="0"/>
-        <w:keepLines w:val="0"/>
-        <w:widowControl/>
-        <w:suppressLineNumbers w:val="0"/>
-        <w:ind w:left="720"/>
-      </w:pPr>
-      <w:r>
-        <w:t>(1) 金币掉落 Lv1</w:t>
-      </w:r>
-    </w:p>
-    <w:p>
-      <w:pPr>
-        <w:pStyle w:val="7"/>
-        <w:keepNext w:val="0"/>
-        <w:keepLines w:val="0"/>
-        <w:widowControl/>
-        <w:suppressLineNumbers w:val="0"/>
-        <w:ind w:left="720"/>
-      </w:pPr>
-      <w:r>
-        <w:t>(2) 离线收益 Lv1</w:t>
-      </w:r>
-    </w:p>
-    <w:p>
-      <w:pPr>
-        <w:pStyle w:val="7"/>
-        <w:keepNext w:val="0"/>
-        <w:keepLines w:val="0"/>
-        <w:widowControl/>
-        <w:suppressLineNumbers w:val="0"/>
-        <w:ind w:left="720"/>
-      </w:pPr>
-      <w:r>
-        <w:t xml:space="preserve">(3) </w:t>
-      </w:r>
-      <w:r>
-        <w:rPr>
-          <w:b/>
-          <w:bCs/>
-        </w:rPr>
-        <w:t>节点分叉：</w:t>
-      </w:r>
-    </w:p>
-    <w:p>
-      <w:pPr>
-        <w:pStyle w:val="7"/>
-        <w:keepNext w:val="0"/>
-        <w:keepLines w:val="0"/>
-        <w:widowControl/>
-        <w:suppressLineNumbers w:val="0"/>
-        <w:ind w:left="1440"/>
-      </w:pPr>
-      <w:r>
-        <w:t>上路：广告收益增加 -&gt; 免费钻石</w:t>
-      </w:r>
-    </w:p>
-    <w:p>
-      <w:pPr>
-        <w:pStyle w:val="7"/>
-        <w:keepNext w:val="0"/>
-        <w:keepLines w:val="0"/>
-        <w:widowControl/>
-        <w:suppressLineNumbers w:val="0"/>
-        <w:ind w:left="1440"/>
-      </w:pPr>
-      <w:r>
-        <w:t>下路：商店折扣 -&gt; 装备掉率</w:t>
-      </w:r>
-    </w:p>
-    <w:p>
-      <w:pPr>
-        <w:pStyle w:val="7"/>
-        <w:keepNext w:val="0"/>
-        <w:keepLines w:val="0"/>
-        <w:widowControl/>
-        <w:suppressLineNumbers w:val="0"/>
-      </w:pPr>
-      <w:r>
-        <w:rPr>
-          <w:b/>
-          <w:bCs/>
-        </w:rPr>
-        <w:t>➡️ 右侧电路（战术系 - 蓝色）：</w:t>
-      </w:r>
-    </w:p>
-    <w:p>
-      <w:pPr>
-        <w:pStyle w:val="7"/>
-        <w:keepNext w:val="0"/>
-        <w:keepLines w:val="0"/>
-        <w:widowControl/>
-        <w:suppressLineNumbers w:val="0"/>
-        <w:ind w:left="720"/>
-      </w:pPr>
-      <w:r>
-        <w:t>(1) 初始能量 Lv1</w:t>
-      </w:r>
-    </w:p>
-    <w:p>
-      <w:pPr>
-        <w:pStyle w:val="7"/>
-        <w:keepNext w:val="0"/>
-        <w:keepLines w:val="0"/>
-        <w:widowControl/>
-        <w:suppressLineNumbers w:val="0"/>
-        <w:ind w:left="720"/>
-      </w:pPr>
-      <w:r>
-        <w:t xml:space="preserve">(2) </w:t>
-      </w:r>
-      <w:r>
-        <w:rPr>
-          <w:b/>
-          <w:bCs/>
-        </w:rPr>
-        <w:t>节点分叉：</w:t>
-      </w:r>
-    </w:p>
-    <w:p>
-      <w:pPr>
-        <w:pStyle w:val="7"/>
-        <w:keepNext w:val="0"/>
-        <w:keepLines w:val="0"/>
-        <w:widowControl/>
-        <w:suppressLineNumbers w:val="0"/>
-        <w:ind w:left="1440"/>
-      </w:pPr>
-      <w:r>
-        <w:t>上路：</w:t>
-      </w:r>
-      <w:r>
-        <w:rPr>
-          <w:b/>
-          <w:bCs/>
-        </w:rPr>
-        <w:t>[黑客刷新：三选一刷新次数+1]</w:t>
-      </w:r>
-    </w:p>
-    <w:p>
-      <w:pPr>
-        <w:pStyle w:val="7"/>
-        <w:keepNext w:val="0"/>
-        <w:keepLines w:val="0"/>
-        <w:widowControl/>
-        <w:suppressLineNumbers w:val="0"/>
-        <w:ind w:left="1440"/>
-      </w:pPr>
-      <w:r>
-        <w:t>下路：技能出现稀有度提升</w:t>
-      </w:r>
-    </w:p>
-    <w:p>
-      <w:pPr>
-        <w:pStyle w:val="5"/>
-        <w:keepNext w:val="0"/>
-        <w:keepLines w:val="0"/>
-        <w:widowControl/>
-        <w:suppressLineNumbers w:val="0"/>
-      </w:pPr>
-      <w:r>
-        <w:t>3. 为什么这样设计？</w:t>
-      </w:r>
-    </w:p>
-    <w:p>
-      <w:pPr>
-        <w:pStyle w:val="7"/>
-        <w:keepNext w:val="0"/>
-        <w:keepLines w:val="0"/>
-        <w:widowControl/>
-        <w:suppressLineNumbers w:val="0"/>
-        <w:ind w:left="720"/>
-      </w:pPr>
-      <w:r>
-        <w:rPr>
-          <w:b/>
-          <w:bCs/>
-        </w:rPr>
-        <w:t>视觉冲击：</w:t>
-      </w:r>
-      <w:r>
-        <w:t xml:space="preserve"> 玩家一打开界面，看到这一大张密密麻麻的电路图，第一反应是“哇，这游戏内容好多，够我玩很久”。</w:t>
-      </w:r>
-    </w:p>
-    <w:p>
-      <w:pPr>
-        <w:pStyle w:val="7"/>
-        <w:keepNext w:val="0"/>
-        <w:keepLines w:val="0"/>
-        <w:widowControl/>
-        <w:suppressLineNumbers w:val="0"/>
-        <w:ind w:left="720"/>
-      </w:pPr>
-      <w:r>
-        <w:rPr>
-          <w:b/>
-          <w:bCs/>
-        </w:rPr>
-        <w:t>自由度：</w:t>
-      </w:r>
-      <w:r>
-        <w:t xml:space="preserve"> 玩家虽然不能全点满（因为金币不够），但他可以</w:t>
-      </w:r>
-      <w:r>
-        <w:rPr>
-          <w:b/>
-          <w:bCs/>
-        </w:rPr>
-        <w:t>做选择</w:t>
-      </w:r>
-      <w:r>
-        <w:t>。</w:t>
-      </w:r>
-    </w:p>
-    <w:p>
-      <w:pPr>
-        <w:pStyle w:val="7"/>
-        <w:keepNext w:val="0"/>
-        <w:keepLines w:val="0"/>
-        <w:widowControl/>
-        <w:suppressLineNumbers w:val="0"/>
-        <w:ind w:left="1440"/>
-      </w:pPr>
-      <w:r>
-        <w:rPr>
-          <w:i/>
-          <w:iCs/>
-        </w:rPr>
-        <w:t>“我现在老是死，那我先不点攻击了，我去把下路的【大招回血】点出来。”</w:t>
-      </w:r>
-    </w:p>
-    <w:p>
-      <w:pPr>
-        <w:pStyle w:val="7"/>
-        <w:keepNext w:val="0"/>
-        <w:keepLines w:val="0"/>
-        <w:widowControl/>
-        <w:suppressLineNumbers w:val="0"/>
-        <w:ind w:left="1440"/>
-      </w:pPr>
-      <w:r>
-        <w:t>这就是策略，这就是 RPG 的乐趣。</w:t>
-      </w:r>
-    </w:p>
-    <w:p>
-      <w:pPr>
-        <w:pStyle w:val="4"/>
-        <w:keepNext w:val="0"/>
-        <w:keepLines w:val="0"/>
-        <w:widowControl/>
-        <w:suppressLineNumbers w:val="0"/>
-      </w:pPr>
-      <w:r>
-        <w:t>🚀 总结你的开发需求</w:t>
-      </w:r>
-    </w:p>
-    <w:p>
-      <w:pPr>
-        <w:pStyle w:val="7"/>
-        <w:keepNext w:val="0"/>
-        <w:keepLines w:val="0"/>
-        <w:widowControl/>
-        <w:suppressLineNumbers w:val="0"/>
-      </w:pPr>
-      <w:r>
-        <w:rPr>
-          <w:b/>
-          <w:bCs/>
-        </w:rPr>
-        <w:t>装备系统 (UI):</w:t>
-      </w:r>
-    </w:p>
-    <w:p>
-      <w:pPr>
-        <w:pStyle w:val="7"/>
-        <w:keepNext w:val="0"/>
-        <w:keepLines w:val="0"/>
-        <w:widowControl/>
-        <w:suppressLineNumbers w:val="0"/>
-        <w:ind w:left="720"/>
-      </w:pPr>
-      <w:r>
-        <w:rPr>
-          <w:b/>
-          <w:bCs/>
-        </w:rPr>
-        <w:t>侧视图 + 3槽位</w:t>
-      </w:r>
-      <w:r>
-        <w:t xml:space="preserve"> (上)。</w:t>
-      </w:r>
-    </w:p>
-    <w:p>
-      <w:pPr>
-        <w:pStyle w:val="7"/>
-        <w:keepNext w:val="0"/>
-        <w:keepLines w:val="0"/>
-        <w:widowControl/>
-        <w:suppressLineNumbers w:val="0"/>
-        <w:ind w:left="720"/>
-      </w:pPr>
-      <w:r>
-        <w:rPr>
-          <w:b/>
-          <w:bCs/>
-        </w:rPr>
-        <w:t>N x N 格子背包</w:t>
-      </w:r>
-      <w:r>
-        <w:t xml:space="preserve"> (下)。</w:t>
-      </w:r>
-    </w:p>
-    <w:p>
-      <w:pPr>
-        <w:pStyle w:val="7"/>
-        <w:keepNext w:val="0"/>
-        <w:keepLines w:val="0"/>
-        <w:widowControl/>
-        <w:suppressLineNumbers w:val="0"/>
-        <w:ind w:left="720"/>
-      </w:pPr>
-      <w:r>
-        <w:t xml:space="preserve">增加一个 </w:t>
-      </w:r>
-      <w:r>
-        <w:rPr>
-          <w:b/>
-          <w:bCs/>
-        </w:rPr>
-        <w:t>【一键合成】</w:t>
-      </w:r>
-      <w:r>
-        <w:t xml:space="preserve"> 按钮。逻辑是 3合1。</w:t>
-      </w:r>
-    </w:p>
-    <w:p>
-      <w:pPr>
-        <w:pStyle w:val="7"/>
-        <w:keepNext w:val="0"/>
-        <w:keepLines w:val="0"/>
-        <w:widowControl/>
-        <w:suppressLineNumbers w:val="0"/>
-      </w:pPr>
-      <w:r>
-        <w:rPr>
-          <w:b/>
-          <w:bCs/>
-        </w:rPr>
-        <w:t>科技树 (UI):</w:t>
-      </w:r>
-    </w:p>
-    <w:p>
-      <w:pPr>
-        <w:pStyle w:val="7"/>
-        <w:keepNext w:val="0"/>
-        <w:keepLines w:val="0"/>
-        <w:widowControl/>
-        <w:suppressLineNumbers w:val="0"/>
-        <w:ind w:left="720"/>
-      </w:pPr>
-      <w:r>
-        <w:rPr>
-          <w:b/>
-          <w:bCs/>
-        </w:rPr>
-        <w:t>ScrollView (可拖拽大图)</w:t>
-      </w:r>
-      <w:r>
-        <w:t>。</w:t>
-      </w:r>
-    </w:p>
-    <w:p>
-      <w:pPr>
-        <w:pStyle w:val="7"/>
-        <w:keepNext w:val="0"/>
-        <w:keepLines w:val="0"/>
-        <w:widowControl/>
-        <w:suppressLineNumbers w:val="0"/>
-        <w:ind w:left="720"/>
-      </w:pPr>
-      <w:r>
-        <w:rPr>
-          <w:b/>
-          <w:bCs/>
-        </w:rPr>
-        <w:t>背景：</w:t>
-      </w:r>
-      <w:r>
-        <w:t xml:space="preserve"> 赛博电路板。</w:t>
-      </w:r>
-    </w:p>
-    <w:p>
-      <w:pPr>
-        <w:pStyle w:val="7"/>
-        <w:keepNext w:val="0"/>
-        <w:keepLines w:val="0"/>
-        <w:widowControl/>
-        <w:suppressLineNumbers w:val="0"/>
-        <w:ind w:left="720"/>
-      </w:pPr>
-      <w:r>
-        <w:rPr>
-          <w:b/>
-          <w:bCs/>
-        </w:rPr>
-        <w:t>结构：</w:t>
-      </w:r>
-      <w:r>
-        <w:t xml:space="preserve"> 从中心向四周辐射的 </w:t>
-      </w:r>
-      <w:r>
-        <w:rPr>
-          <w:b/>
-          <w:bCs/>
-        </w:rPr>
-        <w:t>4大分支</w:t>
-      </w:r>
-      <w:r>
-        <w:t>。</w:t>
-      </w:r>
-    </w:p>
-    <w:p>
-      <w:pPr>
-        <w:pStyle w:val="7"/>
-        <w:keepNext w:val="0"/>
-        <w:keepLines w:val="0"/>
-        <w:widowControl/>
-        <w:suppressLineNumbers w:val="0"/>
-        <w:ind w:left="720"/>
-      </w:pPr>
-      <w:r>
-        <w:rPr>
-          <w:b/>
-          <w:bCs/>
-        </w:rPr>
-        <w:t>连接逻辑：</w:t>
-      </w:r>
-      <w:r>
-        <w:t xml:space="preserve"> 必须点亮前置节点，才能点后置节点。</w:t>
-      </w:r>
-    </w:p>
-    <w:p>
-      <w:pPr>
-        <w:pStyle w:val="7"/>
-        <w:keepNext w:val="0"/>
-        <w:keepLines w:val="0"/>
-        <w:widowControl/>
-        <w:suppressLineNumbers w:val="0"/>
-        <w:ind w:left="720"/>
-      </w:pPr>
-      <w:r>
-        <w:rPr>
-          <w:b/>
-          <w:bCs/>
-        </w:rPr>
-        <w:t>内容填充：</w:t>
-      </w:r>
-      <w:r>
-        <w:t xml:space="preserve"> 用大量的“攻击力+10”、“生命值+50”这种</w:t>
-      </w:r>
-      <w:r>
-        <w:rPr>
-          <w:b/>
-          <w:bCs/>
-        </w:rPr>
-        <w:t>小节点</w:t>
-      </w:r>
-      <w:r>
-        <w:t>来填充路径，把关键的“大招回血”、“复活”作为</w:t>
-      </w:r>
-      <w:r>
-        <w:rPr>
-          <w:b/>
-          <w:bCs/>
-        </w:rPr>
-        <w:t>大节点</w:t>
-      </w:r>
-      <w:r>
-        <w:t>放在分叉的尽头。</w:t>
-      </w:r>
-    </w:p>
-    <w:p>
-      <w:pPr>
-        <w:pStyle w:val="7"/>
-        <w:keepNext w:val="0"/>
-        <w:keepLines w:val="0"/>
-        <w:widowControl/>
-        <w:suppressLineNumbers w:val="0"/>
-      </w:pPr>
-      <w:r>
-        <w:t>这样设计，你的游戏立刻就有了“大作”的系统深度！</w:t>
-      </w:r>
-    </w:p>
-    <w:p>
-      <w:pPr>
-        <w:pStyle w:val="7"/>
-        <w:keepNext w:val="0"/>
-        <w:keepLines w:val="0"/>
-        <w:widowControl/>
-        <w:suppressLineNumbers w:val="0"/>
-        <w:spacing w:before="0" w:beforeAutospacing="0" w:line="14" w:lineRule="atLeast"/>
-        <w:rPr>
-          <w:rFonts w:hint="default" w:ascii="sans-serif" w:hAnsi="sans-serif" w:eastAsia="sans-serif" w:cs="sans-serif"/>
-        </w:rPr>
-      </w:pPr>
-      <w:bookmarkStart w:id="0" w:name="_GoBack"/>
-      <w:bookmarkEnd w:id="0"/>
-    </w:p>
-    <w:p>
-      <w:pPr>
-        <w:pStyle w:val="4"/>
-        <w:keepNext w:val="0"/>
-        <w:keepLines w:val="0"/>
-        <w:widowControl/>
-        <w:suppressLineNumbers w:val="0"/>
-        <w:spacing w:before="0" w:beforeAutospacing="0" w:line="14" w:lineRule="atLeast"/>
-        <w:rPr>
-          <w:rFonts w:hint="default" w:ascii="sans-serif" w:hAnsi="sans-serif" w:eastAsia="sans-serif" w:cs="sans-serif"/>
-        </w:rPr>
-      </w:pPr>
-      <w:r>
-        <w:rPr>
-          <w:rFonts w:hint="default" w:ascii="sans-serif" w:hAnsi="sans-serif" w:eastAsia="sans-serif" w:cs="sans-serif"/>
-        </w:rPr>
-        <w:t>5.2 账号系统</w:t>
-      </w:r>
-    </w:p>
-    <w:p>
-      <w:pPr>
-        <w:pStyle w:val="7"/>
-        <w:keepNext w:val="0"/>
-        <w:keepLines w:val="0"/>
-        <w:widowControl/>
-        <w:suppressLineNumbers w:val="0"/>
-        <w:spacing w:before="0" w:beforeAutospacing="0" w:line="14" w:lineRule="atLeast"/>
-        <w:ind w:left="720"/>
-        <w:rPr>
-          <w:rFonts w:hint="default" w:ascii="sans-serif" w:hAnsi="sans-serif" w:eastAsia="sans-serif" w:cs="sans-serif"/>
-        </w:rPr>
-      </w:pPr>
-      <w:r>
-        <w:rPr>
-          <w:rFonts w:hint="default" w:ascii="sans-serif" w:hAnsi="sans-serif" w:eastAsia="sans-serif" w:cs="sans-serif"/>
-          <w:b/>
-          <w:bCs/>
-        </w:rPr>
-        <w:t>体力 (Stamina)：</w:t>
-      </w:r>
-      <w:r>
-        <w:rPr>
-          <w:rFonts w:hint="default" w:ascii="sans-serif" w:hAnsi="sans-serif" w:eastAsia="sans-serif" w:cs="sans-serif"/>
-        </w:rPr>
-        <w:t xml:space="preserve"> 上限 30 点，每局消耗 5 点。每 10 分钟恢复 1 点。</w:t>
-      </w:r>
-    </w:p>
-    <w:p>
-      <w:pPr>
-        <w:pStyle w:val="7"/>
-        <w:keepNext w:val="0"/>
-        <w:keepLines w:val="0"/>
-        <w:widowControl/>
-        <w:suppressLineNumbers w:val="0"/>
-        <w:spacing w:before="0" w:beforeAutospacing="0" w:line="14" w:lineRule="atLeast"/>
-        <w:ind w:left="720"/>
-        <w:rPr>
-          <w:rFonts w:hint="default" w:ascii="sans-serif" w:hAnsi="sans-serif" w:eastAsia="sans-serif" w:cs="sans-serif"/>
-        </w:rPr>
-      </w:pPr>
-      <w:r>
-        <w:rPr>
-          <w:rFonts w:hint="default" w:ascii="sans-serif" w:hAnsi="sans-serif" w:eastAsia="sans-serif" w:cs="sans-serif"/>
-          <w:b/>
-          <w:bCs/>
-        </w:rPr>
-        <w:t>等级 (Rank)：</w:t>
-      </w:r>
-      <w:r>
-        <w:rPr>
-          <w:rFonts w:hint="default" w:ascii="sans-serif" w:hAnsi="sans-serif" w:eastAsia="sans-serif" w:cs="sans-serif"/>
-        </w:rPr>
-        <w:t xml:space="preserve"> 仅作为成就展示和章节门槛。</w:t>
-      </w:r>
-    </w:p>
-    <w:p>
-      <w:pPr>
-        <w:pStyle w:val="4"/>
-        <w:keepNext w:val="0"/>
-        <w:keepLines w:val="0"/>
-        <w:widowControl/>
-        <w:suppressLineNumbers w:val="0"/>
-        <w:spacing w:before="0" w:beforeAutospacing="0" w:line="14" w:lineRule="atLeast"/>
-        <w:rPr>
-          <w:rFonts w:hint="default" w:ascii="sans-serif" w:hAnsi="sans-serif" w:eastAsia="sans-serif" w:cs="sans-serif"/>
-        </w:rPr>
-      </w:pPr>
-      <w:r>
-        <w:rPr>
-          <w:rFonts w:hint="default" w:ascii="sans-serif" w:hAnsi="sans-serif" w:eastAsia="sans-serif" w:cs="sans-serif"/>
-        </w:rPr>
-        <w:t>5.3 皮肤系统 (Skins)</w:t>
-      </w:r>
-    </w:p>
-    <w:p>
-      <w:pPr>
-        <w:pStyle w:val="7"/>
-        <w:keepNext w:val="0"/>
-        <w:keepLines w:val="0"/>
-        <w:widowControl/>
-        <w:suppressLineNumbers w:val="0"/>
-        <w:spacing w:before="0" w:beforeAutospacing="0" w:line="14" w:lineRule="atLeast"/>
-        <w:ind w:left="720"/>
-        <w:rPr>
-          <w:rFonts w:hint="default" w:ascii="sans-serif" w:hAnsi="sans-serif" w:eastAsia="sans-serif" w:cs="sans-serif"/>
-        </w:rPr>
-      </w:pPr>
-      <w:r>
-        <w:rPr>
-          <w:rFonts w:hint="default" w:ascii="sans-serif" w:hAnsi="sans-serif" w:eastAsia="sans-serif" w:cs="sans-serif"/>
-          <w:b/>
-          <w:bCs/>
-        </w:rPr>
-        <w:t>定位：</w:t>
-      </w:r>
-      <w:r>
-        <w:rPr>
-          <w:rFonts w:hint="default" w:ascii="sans-serif" w:hAnsi="sans-serif" w:eastAsia="sans-serif" w:cs="sans-serif"/>
-        </w:rPr>
-        <w:t xml:space="preserve"> 改变炮塔模型 + </w:t>
-      </w:r>
-      <w:r>
-        <w:rPr>
-          <w:rFonts w:hint="default" w:ascii="sans-serif" w:hAnsi="sans-serif" w:eastAsia="sans-serif" w:cs="sans-serif"/>
-          <w:b/>
-          <w:bCs/>
-        </w:rPr>
-        <w:t>初始激光颜色</w:t>
-      </w:r>
-      <w:r>
-        <w:rPr>
-          <w:rFonts w:hint="default" w:ascii="sans-serif" w:hAnsi="sans-serif" w:eastAsia="sans-serif" w:cs="sans-serif"/>
-        </w:rPr>
-        <w:t>。</w:t>
-      </w:r>
-    </w:p>
-    <w:p>
-      <w:pPr>
-        <w:pStyle w:val="7"/>
-        <w:keepNext w:val="0"/>
-        <w:keepLines w:val="0"/>
-        <w:widowControl/>
-        <w:suppressLineNumbers w:val="0"/>
-        <w:spacing w:before="0" w:beforeAutospacing="0" w:line="14" w:lineRule="atLeast"/>
-        <w:ind w:left="720"/>
-        <w:rPr>
-          <w:rFonts w:hint="default" w:ascii="sans-serif" w:hAnsi="sans-serif" w:eastAsia="sans-serif" w:cs="sans-serif"/>
-        </w:rPr>
-      </w:pPr>
-      <w:r>
-        <w:rPr>
-          <w:rFonts w:hint="default" w:ascii="sans-serif" w:hAnsi="sans-serif" w:eastAsia="sans-serif" w:cs="sans-serif"/>
-          <w:b/>
-          <w:bCs/>
-        </w:rPr>
-        <w:t>规则：</w:t>
-      </w:r>
-      <w:r>
-        <w:rPr>
-          <w:rFonts w:hint="default" w:ascii="sans-serif" w:hAnsi="sans-serif" w:eastAsia="sans-serif" w:cs="sans-serif"/>
-        </w:rPr>
-        <w:t xml:space="preserve"> 局内捡到改变颜色的技能（如极寒变蓝）时，</w:t>
-      </w:r>
-      <w:r>
-        <w:rPr>
-          <w:rFonts w:hint="default" w:ascii="sans-serif" w:hAnsi="sans-serif" w:eastAsia="sans-serif" w:cs="sans-serif"/>
-          <w:b/>
-          <w:bCs/>
-        </w:rPr>
-        <w:t>技能颜色覆盖皮肤颜色</w:t>
-      </w:r>
-      <w:r>
-        <w:rPr>
-          <w:rFonts w:hint="default" w:ascii="sans-serif" w:hAnsi="sans-serif" w:eastAsia="sans-serif" w:cs="sans-serif"/>
-        </w:rPr>
-        <w:t>。</w:t>
-      </w:r>
-    </w:p>
-    <w:p>
-      <w:pPr>
-        <w:keepNext w:val="0"/>
-        <w:keepLines w:val="0"/>
-        <w:widowControl/>
-        <w:suppressLineNumbers w:val="0"/>
-        <w:spacing w:before="0" w:beforeAutospacing="0" w:line="14" w:lineRule="atLeast"/>
-        <w:rPr>
-          <w:rFonts w:hint="default" w:ascii="sans-serif" w:hAnsi="sans-serif" w:eastAsia="sans-serif" w:cs="sans-serif"/>
-        </w:rPr>
-      </w:pPr>
-      <w:r>
-        <w:rPr>
-          <w:rFonts w:hint="default" w:ascii="sans-serif" w:hAnsi="sans-serif" w:eastAsia="sans-serif" w:cs="sans-serif"/>
-        </w:rPr>
-        <w:pict>
           <v:rect id="_x0000_i1031" o:spt="1" style="height:1.5pt;width:432pt;" fillcolor="#A0A0A0" filled="t" stroked="f" coordsize="21600,21600" o:hr="t" o:hrstd="t" o:hralign="center">
             <v:path/>
             <v:fill on="t" focussize="0,0"/>
@@ -6065,223 +4892,762 @@
     </w:p>
     <w:p>
       <w:pPr>
-        <w:pStyle w:val="3"/>
-        <w:keepNext w:val="0"/>
-        <w:keepLines w:val="0"/>
-        <w:widowControl/>
-        <w:suppressLineNumbers w:val="0"/>
-        <w:spacing w:before="0" w:beforeAutospacing="0" w:line="14" w:lineRule="atLeast"/>
-        <w:rPr>
-          <w:rFonts w:hint="default" w:ascii="sans-serif" w:hAnsi="sans-serif" w:eastAsia="sans-serif" w:cs="sans-serif"/>
-        </w:rPr>
-      </w:pPr>
-      <w:r>
-        <w:rPr>
-          <w:rFonts w:hint="default" w:ascii="sans-serif" w:hAnsi="sans-serif" w:eastAsia="sans-serif" w:cs="sans-serif"/>
-        </w:rPr>
-        <w:t>6. 商业化设计 (Monetization - IAA)</w:t>
-      </w:r>
-    </w:p>
-    <w:p>
-      <w:pPr>
-        <w:pStyle w:val="7"/>
-        <w:keepNext w:val="0"/>
-        <w:keepLines w:val="0"/>
-        <w:widowControl/>
-        <w:suppressLineNumbers w:val="0"/>
-        <w:spacing w:before="0" w:beforeAutospacing="0" w:line="14" w:lineRule="atLeast"/>
-        <w:rPr>
-          <w:rFonts w:hint="default" w:ascii="sans-serif" w:hAnsi="sans-serif" w:eastAsia="sans-serif" w:cs="sans-serif"/>
-        </w:rPr>
-      </w:pPr>
-      <w:r>
-        <w:rPr>
-          <w:rFonts w:hint="default" w:ascii="sans-serif" w:hAnsi="sans-serif" w:eastAsia="sans-serif" w:cs="sans-serif"/>
-          <w:b/>
-          <w:bCs/>
-        </w:rPr>
-        <w:t>核心策略：</w:t>
-      </w:r>
-      <w:r>
-        <w:rPr>
-          <w:rFonts w:hint="default" w:ascii="sans-serif" w:hAnsi="sans-serif" w:eastAsia="sans-serif" w:cs="sans-serif"/>
-        </w:rPr>
-        <w:t xml:space="preserve"> 只有广告，暂无内购（直至版号获批）。</w:t>
-      </w:r>
-    </w:p>
-    <w:p>
-      <w:pPr>
         <w:pStyle w:val="4"/>
         <w:keepNext w:val="0"/>
         <w:keepLines w:val="0"/>
         <w:widowControl/>
         <w:suppressLineNumbers w:val="0"/>
-        <w:spacing w:before="0" w:beforeAutospacing="0" w:line="14" w:lineRule="atLeast"/>
-        <w:rPr>
-          <w:rFonts w:hint="default" w:ascii="sans-serif" w:hAnsi="sans-serif" w:eastAsia="sans-serif" w:cs="sans-serif"/>
-        </w:rPr>
-      </w:pPr>
-      <w:r>
-        <w:rPr>
-          <w:rFonts w:hint="default" w:ascii="sans-serif" w:hAnsi="sans-serif" w:eastAsia="sans-serif" w:cs="sans-serif"/>
-        </w:rPr>
-        <w:t>6.1 广告点位</w:t>
-      </w:r>
-    </w:p>
-    <w:p>
-      <w:pPr>
-        <w:pStyle w:val="7"/>
-        <w:keepNext w:val="0"/>
-        <w:keepLines w:val="0"/>
-        <w:widowControl/>
-        <w:suppressLineNumbers w:val="0"/>
-        <w:spacing w:before="0" w:beforeAutospacing="0" w:line="14" w:lineRule="atLeast"/>
-        <w:ind w:left="720"/>
-        <w:rPr>
-          <w:rFonts w:hint="default" w:ascii="sans-serif" w:hAnsi="sans-serif" w:eastAsia="sans-serif" w:cs="sans-serif"/>
-        </w:rPr>
-      </w:pPr>
-      <w:r>
-        <w:rPr>
-          <w:rFonts w:hint="default" w:ascii="sans-serif" w:hAnsi="sans-serif" w:eastAsia="sans-serif" w:cs="sans-serif"/>
-          <w:b/>
-          <w:bCs/>
-        </w:rPr>
-        <w:t>复活 (Revive)：</w:t>
-      </w:r>
-      <w:r>
-        <w:rPr>
-          <w:rFonts w:hint="default" w:ascii="sans-serif" w:hAnsi="sans-serif" w:eastAsia="sans-serif" w:cs="sans-serif"/>
-        </w:rPr>
-        <w:t xml:space="preserve"> 局内死亡复活 1 次（满血无敌 3秒）。</w:t>
-      </w:r>
-      <w:r>
-        <w:rPr>
-          <w:rFonts w:hint="default" w:ascii="sans-serif" w:hAnsi="sans-serif" w:eastAsia="sans-serif" w:cs="sans-serif"/>
-          <w:b/>
-          <w:bCs/>
-        </w:rPr>
-        <w:t>[高价值]</w:t>
-      </w:r>
-    </w:p>
-    <w:p>
-      <w:pPr>
-        <w:pStyle w:val="7"/>
-        <w:keepNext w:val="0"/>
-        <w:keepLines w:val="0"/>
-        <w:widowControl/>
-        <w:suppressLineNumbers w:val="0"/>
-        <w:spacing w:before="0" w:beforeAutospacing="0" w:line="14" w:lineRule="atLeast"/>
-        <w:ind w:left="720"/>
-        <w:rPr>
-          <w:rFonts w:hint="default" w:ascii="sans-serif" w:hAnsi="sans-serif" w:eastAsia="sans-serif" w:cs="sans-serif"/>
-        </w:rPr>
-      </w:pPr>
-      <w:r>
-        <w:rPr>
-          <w:rFonts w:hint="default" w:ascii="sans-serif" w:hAnsi="sans-serif" w:eastAsia="sans-serif" w:cs="sans-serif"/>
-          <w:b/>
-          <w:bCs/>
-        </w:rPr>
-        <w:t>双倍结算 (x2 Gold)：</w:t>
-      </w:r>
-      <w:r>
-        <w:rPr>
-          <w:rFonts w:hint="default" w:ascii="sans-serif" w:hAnsi="sans-serif" w:eastAsia="sans-serif" w:cs="sans-serif"/>
-        </w:rPr>
-        <w:t xml:space="preserve"> 胜利/失败界面，金币翻倍。</w:t>
-      </w:r>
-      <w:r>
-        <w:rPr>
-          <w:rFonts w:hint="default" w:ascii="sans-serif" w:hAnsi="sans-serif" w:eastAsia="sans-serif" w:cs="sans-serif"/>
-          <w:b/>
-          <w:bCs/>
-        </w:rPr>
-        <w:t>[高点击]</w:t>
-      </w:r>
-    </w:p>
-    <w:p>
-      <w:pPr>
-        <w:pStyle w:val="7"/>
-        <w:keepNext w:val="0"/>
-        <w:keepLines w:val="0"/>
-        <w:widowControl/>
-        <w:suppressLineNumbers w:val="0"/>
-        <w:spacing w:before="0" w:beforeAutospacing="0" w:line="14" w:lineRule="atLeast"/>
-        <w:ind w:left="720"/>
-        <w:rPr>
-          <w:rFonts w:hint="default" w:ascii="sans-serif" w:hAnsi="sans-serif" w:eastAsia="sans-serif" w:cs="sans-serif"/>
-        </w:rPr>
-      </w:pPr>
-      <w:r>
-        <w:rPr>
-          <w:rFonts w:hint="default" w:ascii="sans-serif" w:hAnsi="sans-serif" w:eastAsia="sans-serif" w:cs="sans-serif"/>
-          <w:b/>
-          <w:bCs/>
-        </w:rPr>
-        <w:t>开局Buff：</w:t>
-      </w:r>
-      <w:r>
-        <w:rPr>
-          <w:rFonts w:hint="default" w:ascii="sans-serif" w:hAnsi="sans-serif" w:eastAsia="sans-serif" w:cs="sans-serif"/>
-        </w:rPr>
-        <w:t xml:space="preserve"> 观看广告，开局获得 1 个随机蓝色技能。</w:t>
-      </w:r>
-    </w:p>
-    <w:p>
-      <w:pPr>
-        <w:pStyle w:val="7"/>
-        <w:keepNext w:val="0"/>
-        <w:keepLines w:val="0"/>
-        <w:widowControl/>
-        <w:suppressLineNumbers w:val="0"/>
-        <w:spacing w:before="0" w:beforeAutospacing="0" w:line="14" w:lineRule="atLeast"/>
-        <w:ind w:left="720"/>
-        <w:rPr>
-          <w:rFonts w:hint="default" w:ascii="sans-serif" w:hAnsi="sans-serif" w:eastAsia="sans-serif" w:cs="sans-serif"/>
-        </w:rPr>
-      </w:pPr>
-      <w:r>
-        <w:rPr>
-          <w:rFonts w:hint="default" w:ascii="sans-serif" w:hAnsi="sans-serif" w:eastAsia="sans-serif" w:cs="sans-serif"/>
-          <w:b/>
-          <w:bCs/>
-        </w:rPr>
-        <w:t>刷新技能 (Reroll)：</w:t>
-      </w:r>
-      <w:r>
-        <w:rPr>
-          <w:rFonts w:hint="default" w:ascii="sans-serif" w:hAnsi="sans-serif" w:eastAsia="sans-serif" w:cs="sans-serif"/>
-        </w:rPr>
-        <w:t xml:space="preserve"> 三选一界面不满意，看广告刷新。</w:t>
-      </w:r>
-    </w:p>
-    <w:p>
-      <w:pPr>
-        <w:pStyle w:val="7"/>
-        <w:keepNext w:val="0"/>
-        <w:keepLines w:val="0"/>
-        <w:widowControl/>
-        <w:suppressLineNumbers w:val="0"/>
-        <w:spacing w:before="0" w:beforeAutospacing="0" w:line="14" w:lineRule="atLeast"/>
-        <w:ind w:left="720"/>
-        <w:rPr>
-          <w:rFonts w:hint="default" w:ascii="sans-serif" w:hAnsi="sans-serif" w:eastAsia="sans-serif" w:cs="sans-serif"/>
-        </w:rPr>
-      </w:pPr>
-      <w:r>
-        <w:rPr>
-          <w:rFonts w:hint="default" w:ascii="sans-serif" w:hAnsi="sans-serif" w:eastAsia="sans-serif" w:cs="sans-serif"/>
-          <w:b/>
-          <w:bCs/>
-        </w:rPr>
-        <w:t>体力/钻石补充：</w:t>
-      </w:r>
-      <w:r>
-        <w:rPr>
-          <w:rFonts w:hint="default" w:ascii="sans-serif" w:hAnsi="sans-serif" w:eastAsia="sans-serif" w:cs="sans-serif"/>
-        </w:rPr>
-        <w:t xml:space="preserve"> 每日限次获取。</w:t>
+      </w:pPr>
+      <w:r>
+        <w:t>第二部分：科技树 (Cyber Grid) —— 真正的“树”长什么样？</w:t>
+      </w:r>
+    </w:p>
+    <w:p>
+      <w:pPr>
+        <w:pStyle w:val="7"/>
+        <w:keepNext w:val="0"/>
+        <w:keepLines w:val="0"/>
+        <w:widowControl/>
+        <w:suppressLineNumbers w:val="0"/>
+      </w:pPr>
+      <w:r>
+        <w:t>你之前的困惑是：</w:t>
+      </w:r>
+      <w:r>
+        <w:rPr>
+          <w:i/>
+          <w:iCs/>
+        </w:rPr>
+        <w:t>“只有1-3个技能，那是直线啊，怎么叫树？”</w:t>
+      </w:r>
+      <w:r>
+        <w:t xml:space="preserve"> </w:t>
+      </w:r>
+      <w:r>
+        <w:rPr>
+          <w:b/>
+          <w:bCs/>
+        </w:rPr>
+        <w:t>我的锅！</w:t>
+      </w:r>
+      <w:r>
+        <w:t xml:space="preserve"> 之前为了演示功能，我只列了“树梢”上的果实，没列“树干”。</w:t>
+      </w:r>
+    </w:p>
+    <w:p>
+      <w:pPr>
+        <w:pStyle w:val="7"/>
+        <w:keepNext w:val="0"/>
+        <w:keepLines w:val="0"/>
+        <w:widowControl/>
+        <w:suppressLineNumbers w:val="0"/>
+      </w:pPr>
+      <w:r>
+        <w:rPr>
+          <w:b/>
+          <w:bCs/>
+        </w:rPr>
+        <w:t>真正的科技树 UI 设计方案：</w:t>
+      </w:r>
+    </w:p>
+    <w:p>
+      <w:pPr>
+        <w:pStyle w:val="7"/>
+        <w:keepNext w:val="0"/>
+        <w:keepLines w:val="0"/>
+        <w:widowControl/>
+        <w:suppressLineNumbers w:val="0"/>
+      </w:pPr>
+      <w:r>
+        <w:t>不要做成 4 个独立的按钮页签。要做成一张</w:t>
+      </w:r>
+      <w:r>
+        <w:rPr>
+          <w:b/>
+          <w:bCs/>
+        </w:rPr>
+        <w:t>巨大的、可拖拽的“电路板” (Circuit Board)</w:t>
+      </w:r>
+      <w:r>
+        <w:t>。</w:t>
+      </w:r>
+    </w:p>
+    <w:p>
+      <w:pPr>
+        <w:pStyle w:val="5"/>
+        <w:keepNext w:val="0"/>
+        <w:keepLines w:val="0"/>
+        <w:widowControl/>
+        <w:suppressLineNumbers w:val="0"/>
+      </w:pPr>
+      <w:r>
+        <w:t>1. UI 视觉表现</w:t>
+      </w:r>
+    </w:p>
+    <w:p>
+      <w:pPr>
+        <w:pStyle w:val="7"/>
+        <w:keepNext w:val="0"/>
+        <w:keepLines w:val="0"/>
+        <w:widowControl/>
+        <w:suppressLineNumbers w:val="0"/>
+        <w:ind w:left="720"/>
+      </w:pPr>
+      <w:r>
+        <w:rPr>
+          <w:b/>
+          <w:bCs/>
+        </w:rPr>
+        <w:t>背景：</w:t>
+      </w:r>
+      <w:r>
+        <w:t xml:space="preserve"> 一张暗黑色的电子蓝图，上面有隐约流动的能量管线。</w:t>
+      </w:r>
+    </w:p>
+    <w:p>
+      <w:pPr>
+        <w:pStyle w:val="7"/>
+        <w:keepNext w:val="0"/>
+        <w:keepLines w:val="0"/>
+        <w:widowControl/>
+        <w:suppressLineNumbers w:val="0"/>
+        <w:ind w:left="720"/>
+      </w:pPr>
+      <w:r>
+        <w:rPr>
+          <w:b/>
+          <w:bCs/>
+        </w:rPr>
+        <w:t>节点 (Node)：</w:t>
+      </w:r>
+      <w:r>
+        <w:t xml:space="preserve"> 每一个升级项是一个图标（圆点或六边形）。</w:t>
+      </w:r>
+    </w:p>
+    <w:p>
+      <w:pPr>
+        <w:pStyle w:val="7"/>
+        <w:keepNext w:val="0"/>
+        <w:keepLines w:val="0"/>
+        <w:widowControl/>
+        <w:suppressLineNumbers w:val="0"/>
+        <w:ind w:left="720"/>
+      </w:pPr>
+      <w:r>
+        <w:rPr>
+          <w:b/>
+          <w:bCs/>
+        </w:rPr>
+        <w:t>连线：</w:t>
+      </w:r>
+      <w:r>
+        <w:t xml:space="preserve"> 节点之间有发光的连线。只有解锁了上一个，线才会亮起，通往下一个。</w:t>
+      </w:r>
+    </w:p>
+    <w:p>
+      <w:pPr>
+        <w:pStyle w:val="7"/>
+        <w:keepNext w:val="0"/>
+        <w:keepLines w:val="0"/>
+        <w:widowControl/>
+        <w:suppressLineNumbers w:val="0"/>
+        <w:ind w:left="720"/>
+      </w:pPr>
+      <w:r>
+        <w:rPr>
+          <w:b/>
+          <w:bCs/>
+        </w:rPr>
+        <w:t>布局：</w:t>
+      </w:r>
+      <w:r>
+        <w:t xml:space="preserve"> 采用 </w:t>
+      </w:r>
+      <w:r>
+        <w:rPr>
+          <w:b/>
+          <w:bCs/>
+        </w:rPr>
+        <w:t>“发散式”</w:t>
+      </w:r>
+      <w:r>
+        <w:t xml:space="preserve"> 或 </w:t>
+      </w:r>
+      <w:r>
+        <w:rPr>
+          <w:b/>
+          <w:bCs/>
+        </w:rPr>
+        <w:t>“星系式”</w:t>
+      </w:r>
+      <w:r>
+        <w:t xml:space="preserve"> 布局。</w:t>
+      </w:r>
+    </w:p>
+    <w:p>
+      <w:pPr>
+        <w:pStyle w:val="7"/>
+        <w:keepNext w:val="0"/>
+        <w:keepLines w:val="0"/>
+        <w:widowControl/>
+        <w:suppressLineNumbers w:val="0"/>
+        <w:ind w:left="1440"/>
+      </w:pPr>
+      <w:r>
+        <w:rPr>
+          <w:b/>
+          <w:bCs/>
+        </w:rPr>
+        <w:t>中心起点：</w:t>
+      </w:r>
+      <w:r>
+        <w:t xml:space="preserve"> 一个巨大的核心节点（Level 0）。</w:t>
+      </w:r>
+    </w:p>
+    <w:p>
+      <w:pPr>
+        <w:pStyle w:val="7"/>
+        <w:keepNext w:val="0"/>
+        <w:keepLines w:val="0"/>
+        <w:widowControl/>
+        <w:suppressLineNumbers w:val="0"/>
+        <w:ind w:left="1440"/>
+      </w:pPr>
+      <w:r>
+        <w:rPr>
+          <w:b/>
+          <w:bCs/>
+        </w:rPr>
+        <w:t>向四周发散：</w:t>
+      </w:r>
+      <w:r>
+        <w:t xml:space="preserve"> 四条主线路分别向 上、下、左、右 延伸。</w:t>
+      </w:r>
+    </w:p>
+    <w:p>
+      <w:pPr>
+        <w:pStyle w:val="5"/>
+        <w:keepNext w:val="0"/>
+        <w:keepLines w:val="0"/>
+        <w:widowControl/>
+        <w:suppressLineNumbers w:val="0"/>
+      </w:pPr>
+      <w:r>
+        <w:t>2. 详细的节点填充（如何让它看起来像棵树？）</w:t>
+      </w:r>
+    </w:p>
+    <w:p>
+      <w:pPr>
+        <w:pStyle w:val="7"/>
+        <w:keepNext w:val="0"/>
+        <w:keepLines w:val="0"/>
+        <w:widowControl/>
+        <w:suppressLineNumbers w:val="0"/>
+      </w:pPr>
+      <w:r>
+        <w:t>为了让它够深，我们需要把属性拆碎。</w:t>
+      </w:r>
+    </w:p>
+    <w:p>
+      <w:pPr>
+        <w:pStyle w:val="7"/>
+        <w:keepNext w:val="0"/>
+        <w:keepLines w:val="0"/>
+        <w:widowControl/>
+        <w:suppressLineNumbers w:val="0"/>
+      </w:pPr>
+      <w:r>
+        <w:rPr>
+          <w:b/>
+          <w:bCs/>
+        </w:rPr>
+        <w:t>假设中心是起点，向四个方向延伸：</w:t>
+      </w:r>
+    </w:p>
+    <w:p>
+      <w:pPr>
+        <w:pStyle w:val="7"/>
+        <w:keepNext w:val="0"/>
+        <w:keepLines w:val="0"/>
+        <w:widowControl/>
+        <w:suppressLineNumbers w:val="0"/>
+      </w:pPr>
+      <w:r>
+        <w:rPr>
+          <w:b/>
+          <w:bCs/>
+        </w:rPr>
+        <w:t>⬆️ 上方电路（火力系 - 红色）：</w:t>
+      </w:r>
+    </w:p>
+    <w:p>
+      <w:pPr>
+        <w:pStyle w:val="7"/>
+        <w:keepNext w:val="0"/>
+        <w:keepLines w:val="0"/>
+        <w:widowControl/>
+        <w:suppressLineNumbers w:val="0"/>
+        <w:ind w:left="720"/>
+      </w:pPr>
+      <w:r>
+        <w:t>(1) 攻击力 Lv1</w:t>
+      </w:r>
+    </w:p>
+    <w:p>
+      <w:pPr>
+        <w:pStyle w:val="7"/>
+        <w:keepNext w:val="0"/>
+        <w:keepLines w:val="0"/>
+        <w:widowControl/>
+        <w:suppressLineNumbers w:val="0"/>
+        <w:ind w:left="720"/>
+      </w:pPr>
+      <w:r>
+        <w:t>(2) 攻击力 Lv2</w:t>
+      </w:r>
+    </w:p>
+    <w:p>
+      <w:pPr>
+        <w:pStyle w:val="7"/>
+        <w:keepNext w:val="0"/>
+        <w:keepLines w:val="0"/>
+        <w:widowControl/>
+        <w:suppressLineNumbers w:val="0"/>
+        <w:ind w:left="720"/>
+      </w:pPr>
+      <w:r>
+        <w:t xml:space="preserve">(3) </w:t>
+      </w:r>
+      <w:r>
+        <w:rPr>
+          <w:b/>
+          <w:bCs/>
+        </w:rPr>
+        <w:t>节点分叉：</w:t>
+      </w:r>
+    </w:p>
+    <w:p>
+      <w:pPr>
+        <w:pStyle w:val="7"/>
+        <w:keepNext w:val="0"/>
+        <w:keepLines w:val="0"/>
+        <w:widowControl/>
+        <w:suppressLineNumbers w:val="0"/>
+        <w:ind w:left="1440"/>
+      </w:pPr>
+      <w:r>
+        <w:t xml:space="preserve">左路：暴击率 Lv1 -&gt; 暴击伤害 Lv1 -&gt; </w:t>
+      </w:r>
+      <w:r>
+        <w:rPr>
+          <w:b/>
+          <w:bCs/>
+        </w:rPr>
+        <w:t>[致命暴击被动强化]</w:t>
+      </w:r>
+    </w:p>
+    <w:p>
+      <w:pPr>
+        <w:pStyle w:val="7"/>
+        <w:keepNext w:val="0"/>
+        <w:keepLines w:val="0"/>
+        <w:widowControl/>
+        <w:suppressLineNumbers w:val="0"/>
+        <w:ind w:left="1440"/>
+      </w:pPr>
+      <w:r>
+        <w:t xml:space="preserve">右路：对Boss伤害 Lv1 -&gt; 穿透伤害 Lv1 -&gt; </w:t>
+      </w:r>
+      <w:r>
+        <w:rPr>
+          <w:b/>
+          <w:bCs/>
+        </w:rPr>
+        <w:t>[高能透镜被动强化]</w:t>
+      </w:r>
+    </w:p>
+    <w:p>
+      <w:pPr>
+        <w:pStyle w:val="7"/>
+        <w:keepNext w:val="0"/>
+        <w:keepLines w:val="0"/>
+        <w:widowControl/>
+        <w:suppressLineNumbers w:val="0"/>
+        <w:ind w:left="720"/>
+      </w:pPr>
+      <w:r>
+        <w:t>(4) 汇合：攻击力 Lv5 ... -&gt; 终极节点：</w:t>
+      </w:r>
+      <w:r>
+        <w:rPr>
+          <w:b/>
+          <w:bCs/>
+        </w:rPr>
+        <w:t>[大招：清屏冲击波]</w:t>
+      </w:r>
+    </w:p>
+    <w:p>
+      <w:pPr>
+        <w:pStyle w:val="7"/>
+        <w:keepNext w:val="0"/>
+        <w:keepLines w:val="0"/>
+        <w:widowControl/>
+        <w:suppressLineNumbers w:val="0"/>
+      </w:pPr>
+      <w:r>
+        <w:rPr>
+          <w:b/>
+          <w:bCs/>
+        </w:rPr>
+        <w:t>⬇️ 下方电路（生存系 - 绿色）：</w:t>
+      </w:r>
+    </w:p>
+    <w:p>
+      <w:pPr>
+        <w:pStyle w:val="7"/>
+        <w:keepNext w:val="0"/>
+        <w:keepLines w:val="0"/>
+        <w:widowControl/>
+        <w:suppressLineNumbers w:val="0"/>
+        <w:ind w:left="720"/>
+      </w:pPr>
+      <w:r>
+        <w:t>(1) 生命值 Lv1</w:t>
+      </w:r>
+    </w:p>
+    <w:p>
+      <w:pPr>
+        <w:pStyle w:val="7"/>
+        <w:keepNext w:val="0"/>
+        <w:keepLines w:val="0"/>
+        <w:widowControl/>
+        <w:suppressLineNumbers w:val="0"/>
+        <w:ind w:left="720"/>
+      </w:pPr>
+      <w:r>
+        <w:t>(2) 生命值 Lv2</w:t>
+      </w:r>
+    </w:p>
+    <w:p>
+      <w:pPr>
+        <w:pStyle w:val="7"/>
+        <w:keepNext w:val="0"/>
+        <w:keepLines w:val="0"/>
+        <w:widowControl/>
+        <w:suppressLineNumbers w:val="0"/>
+        <w:ind w:left="720"/>
+      </w:pPr>
+      <w:r>
+        <w:t xml:space="preserve">(3) </w:t>
+      </w:r>
+      <w:r>
+        <w:rPr>
+          <w:b/>
+          <w:bCs/>
+        </w:rPr>
+        <w:t>节点分叉：</w:t>
+      </w:r>
+    </w:p>
+    <w:p>
+      <w:pPr>
+        <w:pStyle w:val="7"/>
+        <w:keepNext w:val="0"/>
+        <w:keepLines w:val="0"/>
+        <w:widowControl/>
+        <w:suppressLineNumbers w:val="0"/>
+        <w:ind w:left="1440"/>
+      </w:pPr>
+      <w:r>
+        <w:t xml:space="preserve">左路：护盾恢复速度 -&gt; 护盾上限 -&gt; </w:t>
+      </w:r>
+      <w:r>
+        <w:rPr>
+          <w:b/>
+          <w:bCs/>
+        </w:rPr>
+        <w:t>[纳米修复：大招回血]</w:t>
+      </w:r>
+    </w:p>
+    <w:p>
+      <w:pPr>
+        <w:pStyle w:val="7"/>
+        <w:keepNext w:val="0"/>
+        <w:keepLines w:val="0"/>
+        <w:widowControl/>
+        <w:suppressLineNumbers w:val="0"/>
+        <w:ind w:left="1440"/>
+      </w:pPr>
+      <w:r>
+        <w:t xml:space="preserve">右路：伤害减免 -&gt; 碰撞体积减小 -&gt; </w:t>
+      </w:r>
+      <w:r>
+        <w:rPr>
+          <w:b/>
+          <w:bCs/>
+        </w:rPr>
+        <w:t>[备用系统：复活次数+1]</w:t>
+      </w:r>
+    </w:p>
+    <w:p>
+      <w:pPr>
+        <w:pStyle w:val="7"/>
+        <w:keepNext w:val="0"/>
+        <w:keepLines w:val="0"/>
+        <w:widowControl/>
+        <w:suppressLineNumbers w:val="0"/>
+      </w:pPr>
+      <w:r>
+        <w:rPr>
+          <w:b/>
+          <w:bCs/>
+        </w:rPr>
+        <w:t>⬅️ 左侧电路（资源系 - 黄色）：</w:t>
+      </w:r>
+    </w:p>
+    <w:p>
+      <w:pPr>
+        <w:pStyle w:val="7"/>
+        <w:keepNext w:val="0"/>
+        <w:keepLines w:val="0"/>
+        <w:widowControl/>
+        <w:suppressLineNumbers w:val="0"/>
+        <w:ind w:left="720"/>
+      </w:pPr>
+      <w:r>
+        <w:t>(1) 金币掉落 Lv1</w:t>
+      </w:r>
+    </w:p>
+    <w:p>
+      <w:pPr>
+        <w:pStyle w:val="7"/>
+        <w:keepNext w:val="0"/>
+        <w:keepLines w:val="0"/>
+        <w:widowControl/>
+        <w:suppressLineNumbers w:val="0"/>
+        <w:ind w:left="720"/>
+      </w:pPr>
+      <w:r>
+        <w:t>(2) 离线收益 Lv1</w:t>
+      </w:r>
+    </w:p>
+    <w:p>
+      <w:pPr>
+        <w:pStyle w:val="7"/>
+        <w:keepNext w:val="0"/>
+        <w:keepLines w:val="0"/>
+        <w:widowControl/>
+        <w:suppressLineNumbers w:val="0"/>
+        <w:ind w:left="720"/>
+      </w:pPr>
+      <w:r>
+        <w:t xml:space="preserve">(3) </w:t>
+      </w:r>
+      <w:r>
+        <w:rPr>
+          <w:b/>
+          <w:bCs/>
+        </w:rPr>
+        <w:t>节点分叉：</w:t>
+      </w:r>
+    </w:p>
+    <w:p>
+      <w:pPr>
+        <w:pStyle w:val="7"/>
+        <w:keepNext w:val="0"/>
+        <w:keepLines w:val="0"/>
+        <w:widowControl/>
+        <w:suppressLineNumbers w:val="0"/>
+        <w:ind w:left="1440"/>
+      </w:pPr>
+      <w:r>
+        <w:t>上路：广告收益增加 -&gt; 免费钻石</w:t>
+      </w:r>
+    </w:p>
+    <w:p>
+      <w:pPr>
+        <w:pStyle w:val="7"/>
+        <w:keepNext w:val="0"/>
+        <w:keepLines w:val="0"/>
+        <w:widowControl/>
+        <w:suppressLineNumbers w:val="0"/>
+        <w:ind w:left="1440"/>
+      </w:pPr>
+      <w:r>
+        <w:t>下路：商店折扣 -&gt; 装备掉率</w:t>
+      </w:r>
+    </w:p>
+    <w:p>
+      <w:pPr>
+        <w:pStyle w:val="7"/>
+        <w:keepNext w:val="0"/>
+        <w:keepLines w:val="0"/>
+        <w:widowControl/>
+        <w:suppressLineNumbers w:val="0"/>
+      </w:pPr>
+      <w:r>
+        <w:rPr>
+          <w:b/>
+          <w:bCs/>
+        </w:rPr>
+        <w:t>➡️ 右侧电路（战术系 - 蓝色）：</w:t>
+      </w:r>
+    </w:p>
+    <w:p>
+      <w:pPr>
+        <w:pStyle w:val="7"/>
+        <w:keepNext w:val="0"/>
+        <w:keepLines w:val="0"/>
+        <w:widowControl/>
+        <w:suppressLineNumbers w:val="0"/>
+        <w:ind w:left="720"/>
+      </w:pPr>
+      <w:r>
+        <w:t>(1) 初始能量 Lv1</w:t>
+      </w:r>
+    </w:p>
+    <w:p>
+      <w:pPr>
+        <w:pStyle w:val="7"/>
+        <w:keepNext w:val="0"/>
+        <w:keepLines w:val="0"/>
+        <w:widowControl/>
+        <w:suppressLineNumbers w:val="0"/>
+        <w:ind w:left="720"/>
+      </w:pPr>
+      <w:r>
+        <w:t xml:space="preserve">(2) </w:t>
+      </w:r>
+      <w:r>
+        <w:rPr>
+          <w:b/>
+          <w:bCs/>
+        </w:rPr>
+        <w:t>节点分叉：</w:t>
+      </w:r>
+    </w:p>
+    <w:p>
+      <w:pPr>
+        <w:pStyle w:val="7"/>
+        <w:keepNext w:val="0"/>
+        <w:keepLines w:val="0"/>
+        <w:widowControl/>
+        <w:suppressLineNumbers w:val="0"/>
+        <w:ind w:left="1440"/>
+      </w:pPr>
+      <w:r>
+        <w:t>上路：</w:t>
+      </w:r>
+      <w:r>
+        <w:rPr>
+          <w:b/>
+          <w:bCs/>
+        </w:rPr>
+        <w:t>[黑客刷新：三选一刷新次数+1]</w:t>
+      </w:r>
+    </w:p>
+    <w:p>
+      <w:pPr>
+        <w:pStyle w:val="7"/>
+        <w:keepNext w:val="0"/>
+        <w:keepLines w:val="0"/>
+        <w:widowControl/>
+        <w:suppressLineNumbers w:val="0"/>
+        <w:ind w:left="1440"/>
+      </w:pPr>
+      <w:r>
+        <w:t>下路：技能出现稀有度提升</w:t>
+      </w:r>
+    </w:p>
+    <w:p>
+      <w:pPr>
+        <w:pStyle w:val="5"/>
+        <w:keepNext w:val="0"/>
+        <w:keepLines w:val="0"/>
+        <w:widowControl/>
+        <w:suppressLineNumbers w:val="0"/>
+      </w:pPr>
+      <w:r>
+        <w:t>3. 为什么这样设计？</w:t>
+      </w:r>
+    </w:p>
+    <w:p>
+      <w:pPr>
+        <w:pStyle w:val="7"/>
+        <w:keepNext w:val="0"/>
+        <w:keepLines w:val="0"/>
+        <w:widowControl/>
+        <w:suppressLineNumbers w:val="0"/>
+        <w:ind w:left="720"/>
+      </w:pPr>
+      <w:r>
+        <w:rPr>
+          <w:b/>
+          <w:bCs/>
+        </w:rPr>
+        <w:t>视觉冲击：</w:t>
+      </w:r>
+      <w:r>
+        <w:t xml:space="preserve"> 玩家一打开界面，看到这一大张密密麻麻的电路图，第一反应是“哇，这游戏内容好多，够我玩很久”。</w:t>
+      </w:r>
+    </w:p>
+    <w:p>
+      <w:pPr>
+        <w:pStyle w:val="7"/>
+        <w:keepNext w:val="0"/>
+        <w:keepLines w:val="0"/>
+        <w:widowControl/>
+        <w:suppressLineNumbers w:val="0"/>
+        <w:ind w:left="720"/>
+      </w:pPr>
+      <w:r>
+        <w:rPr>
+          <w:b/>
+          <w:bCs/>
+        </w:rPr>
+        <w:t>自由度：</w:t>
+      </w:r>
+      <w:r>
+        <w:t xml:space="preserve"> 玩家虽然不能全点满（因为金币不够），但他可以</w:t>
+      </w:r>
+      <w:r>
+        <w:rPr>
+          <w:b/>
+          <w:bCs/>
+        </w:rPr>
+        <w:t>做选择</w:t>
+      </w:r>
+      <w:r>
+        <w:t>。</w:t>
+      </w:r>
+    </w:p>
+    <w:p>
+      <w:pPr>
+        <w:pStyle w:val="7"/>
+        <w:keepNext w:val="0"/>
+        <w:keepLines w:val="0"/>
+        <w:widowControl/>
+        <w:suppressLineNumbers w:val="0"/>
+        <w:ind w:left="1440"/>
+      </w:pPr>
+      <w:r>
+        <w:rPr>
+          <w:i/>
+          <w:iCs/>
+        </w:rPr>
+        <w:t>“我现在老是死，那我先不点攻击了，我去把下路的【大招回血】点出来。”</w:t>
+      </w:r>
+    </w:p>
+    <w:p>
+      <w:pPr>
+        <w:pStyle w:val="7"/>
+        <w:keepNext w:val="0"/>
+        <w:keepLines w:val="0"/>
+        <w:widowControl/>
+        <w:suppressLineNumbers w:val="0"/>
+        <w:ind w:left="1440"/>
+      </w:pPr>
+      <w:r>
+        <w:t>这就是策略，这就是 RPG 的乐趣。</w:t>
       </w:r>
     </w:p>
     <w:p>
@@ -6291,72 +5657,437 @@
         <w:keepLines w:val="0"/>
         <w:widowControl/>
         <w:suppressLineNumbers w:val="0"/>
-        <w:spacing w:before="0" w:beforeAutospacing="0" w:line="14" w:lineRule="atLeast"/>
-        <w:rPr>
-          <w:rFonts w:hint="default" w:ascii="sans-serif" w:hAnsi="sans-serif" w:eastAsia="sans-serif" w:cs="sans-serif"/>
-        </w:rPr>
-      </w:pPr>
-      <w:r>
-        <w:rPr>
-          <w:rFonts w:hint="default" w:ascii="sans-serif" w:hAnsi="sans-serif" w:eastAsia="sans-serif" w:cs="sans-serif"/>
-        </w:rPr>
-        <w:t>6.2 货币循环</w:t>
-      </w:r>
-    </w:p>
-    <w:p>
-      <w:pPr>
-        <w:pStyle w:val="7"/>
-        <w:keepNext w:val="0"/>
-        <w:keepLines w:val="0"/>
-        <w:widowControl/>
-        <w:suppressLineNumbers w:val="0"/>
-        <w:spacing w:before="0" w:beforeAutospacing="0" w:line="14" w:lineRule="atLeast"/>
-        <w:ind w:left="720"/>
-        <w:rPr>
-          <w:rFonts w:hint="default" w:ascii="sans-serif" w:hAnsi="sans-serif" w:eastAsia="sans-serif" w:cs="sans-serif"/>
-        </w:rPr>
-      </w:pPr>
-      <w:r>
-        <w:rPr>
-          <w:rFonts w:hint="default" w:ascii="sans-serif" w:hAnsi="sans-serif" w:eastAsia="sans-serif" w:cs="sans-serif"/>
-          <w:b/>
-          <w:bCs/>
-        </w:rPr>
-        <w:t>金币：</w:t>
-      </w:r>
-      <w:r>
-        <w:rPr>
-          <w:rFonts w:hint="default" w:ascii="sans-serif" w:hAnsi="sans-serif" w:eastAsia="sans-serif" w:cs="sans-serif"/>
-        </w:rPr>
-        <w:t xml:space="preserve"> 游戏产出 -&gt; 升级科技树 -&gt; 变强。</w:t>
-      </w:r>
-    </w:p>
-    <w:p>
-      <w:pPr>
-        <w:pStyle w:val="7"/>
-        <w:keepNext w:val="0"/>
-        <w:keepLines w:val="0"/>
-        <w:widowControl/>
-        <w:suppressLineNumbers w:val="0"/>
-        <w:spacing w:before="0" w:beforeAutospacing="0" w:line="14" w:lineRule="atLeast"/>
-        <w:ind w:left="720"/>
-        <w:rPr>
-          <w:rFonts w:hint="default" w:ascii="sans-serif" w:hAnsi="sans-serif" w:eastAsia="sans-serif" w:cs="sans-serif"/>
-        </w:rPr>
-      </w:pPr>
-      <w:r>
-        <w:rPr>
-          <w:rFonts w:hint="default" w:ascii="sans-serif" w:hAnsi="sans-serif" w:eastAsia="sans-serif" w:cs="sans-serif"/>
-          <w:b/>
-          <w:bCs/>
-        </w:rPr>
-        <w:t>钻石：</w:t>
-      </w:r>
-      <w:r>
-        <w:rPr>
-          <w:rFonts w:hint="default" w:ascii="sans-serif" w:hAnsi="sans-serif" w:eastAsia="sans-serif" w:cs="sans-serif"/>
-        </w:rPr>
-        <w:t xml:space="preserve"> 广告/成就产出 -&gt; 购买皮肤 / 购买体力。</w:t>
+      </w:pPr>
+      <w:r>
+        <w:t>🚀 总结你的开发需求</w:t>
+      </w:r>
+    </w:p>
+    <w:p>
+      <w:pPr>
+        <w:pStyle w:val="7"/>
+        <w:keepNext w:val="0"/>
+        <w:keepLines w:val="0"/>
+        <w:widowControl/>
+        <w:suppressLineNumbers w:val="0"/>
+      </w:pPr>
+      <w:r>
+        <w:rPr>
+          <w:b/>
+          <w:bCs/>
+        </w:rPr>
+        <w:t>装备系统 (UI):</w:t>
+      </w:r>
+    </w:p>
+    <w:p>
+      <w:pPr>
+        <w:pStyle w:val="7"/>
+        <w:keepNext w:val="0"/>
+        <w:keepLines w:val="0"/>
+        <w:widowControl/>
+        <w:suppressLineNumbers w:val="0"/>
+        <w:ind w:left="720"/>
+      </w:pPr>
+      <w:r>
+        <w:rPr>
+          <w:b/>
+          <w:bCs/>
+        </w:rPr>
+        <w:t>侧视图 + 3槽位</w:t>
+      </w:r>
+      <w:r>
+        <w:t xml:space="preserve"> (上)。</w:t>
+      </w:r>
+    </w:p>
+    <w:p>
+      <w:pPr>
+        <w:pStyle w:val="7"/>
+        <w:keepNext w:val="0"/>
+        <w:keepLines w:val="0"/>
+        <w:widowControl/>
+        <w:suppressLineNumbers w:val="0"/>
+        <w:ind w:left="720"/>
+      </w:pPr>
+      <w:r>
+        <w:rPr>
+          <w:b/>
+          <w:bCs/>
+        </w:rPr>
+        <w:t>N x N 格子背包</w:t>
+      </w:r>
+      <w:r>
+        <w:t xml:space="preserve"> (下)。</w:t>
+      </w:r>
+    </w:p>
+    <w:p>
+      <w:pPr>
+        <w:pStyle w:val="7"/>
+        <w:keepNext w:val="0"/>
+        <w:keepLines w:val="0"/>
+        <w:widowControl/>
+        <w:suppressLineNumbers w:val="0"/>
+        <w:ind w:left="720"/>
+      </w:pPr>
+      <w:r>
+        <w:t xml:space="preserve">增加一个 </w:t>
+      </w:r>
+      <w:r>
+        <w:rPr>
+          <w:b/>
+          <w:bCs/>
+        </w:rPr>
+        <w:t>【一键合成】</w:t>
+      </w:r>
+      <w:r>
+        <w:t xml:space="preserve"> 按钮。逻辑是 3合1。</w:t>
+      </w:r>
+    </w:p>
+    <w:p>
+      <w:pPr>
+        <w:pStyle w:val="7"/>
+        <w:keepNext w:val="0"/>
+        <w:keepLines w:val="0"/>
+        <w:widowControl/>
+        <w:suppressLineNumbers w:val="0"/>
+      </w:pPr>
+      <w:r>
+        <w:rPr>
+          <w:b/>
+          <w:bCs/>
+        </w:rPr>
+        <w:t>科技树 (UI):</w:t>
+      </w:r>
+    </w:p>
+    <w:p>
+      <w:pPr>
+        <w:pStyle w:val="7"/>
+        <w:keepNext w:val="0"/>
+        <w:keepLines w:val="0"/>
+        <w:widowControl/>
+        <w:suppressLineNumbers w:val="0"/>
+        <w:ind w:left="720"/>
+      </w:pPr>
+      <w:r>
+        <w:rPr>
+          <w:b/>
+          <w:bCs/>
+        </w:rPr>
+        <w:t>ScrollView (可拖拽大图)</w:t>
+      </w:r>
+      <w:r>
+        <w:t>。</w:t>
+      </w:r>
+    </w:p>
+    <w:p>
+      <w:pPr>
+        <w:pStyle w:val="7"/>
+        <w:keepNext w:val="0"/>
+        <w:keepLines w:val="0"/>
+        <w:widowControl/>
+        <w:suppressLineNumbers w:val="0"/>
+        <w:ind w:left="720"/>
+      </w:pPr>
+      <w:r>
+        <w:rPr>
+          <w:b/>
+          <w:bCs/>
+        </w:rPr>
+        <w:t>背景：</w:t>
+      </w:r>
+      <w:r>
+        <w:t xml:space="preserve"> 赛博电路板。</w:t>
+      </w:r>
+    </w:p>
+    <w:p>
+      <w:pPr>
+        <w:pStyle w:val="7"/>
+        <w:keepNext w:val="0"/>
+        <w:keepLines w:val="0"/>
+        <w:widowControl/>
+        <w:suppressLineNumbers w:val="0"/>
+        <w:ind w:left="720"/>
+      </w:pPr>
+      <w:r>
+        <w:rPr>
+          <w:b/>
+          <w:bCs/>
+        </w:rPr>
+        <w:t>结构：</w:t>
+      </w:r>
+      <w:r>
+        <w:t xml:space="preserve"> 从中心向四周辐射的 </w:t>
+      </w:r>
+      <w:r>
+        <w:rPr>
+          <w:b/>
+          <w:bCs/>
+        </w:rPr>
+        <w:t>4大分支</w:t>
+      </w:r>
+      <w:r>
+        <w:t>。</w:t>
+      </w:r>
+    </w:p>
+    <w:p>
+      <w:pPr>
+        <w:pStyle w:val="7"/>
+        <w:keepNext w:val="0"/>
+        <w:keepLines w:val="0"/>
+        <w:widowControl/>
+        <w:suppressLineNumbers w:val="0"/>
+        <w:ind w:left="720"/>
+      </w:pPr>
+      <w:r>
+        <w:rPr>
+          <w:b/>
+          <w:bCs/>
+        </w:rPr>
+        <w:t>连接逻辑：</w:t>
+      </w:r>
+      <w:r>
+        <w:t xml:space="preserve"> 必须点亮前置节点，才能点后置节点。</w:t>
+      </w:r>
+    </w:p>
+    <w:p>
+      <w:pPr>
+        <w:pStyle w:val="7"/>
+        <w:keepNext w:val="0"/>
+        <w:keepLines w:val="0"/>
+        <w:widowControl/>
+        <w:suppressLineNumbers w:val="0"/>
+        <w:ind w:left="720"/>
+      </w:pPr>
+      <w:r>
+        <w:rPr>
+          <w:b/>
+          <w:bCs/>
+        </w:rPr>
+        <w:t>内容填充：</w:t>
+      </w:r>
+      <w:r>
+        <w:t xml:space="preserve"> 用大量的“攻击力+10”、“生命值+50”这种</w:t>
+      </w:r>
+      <w:r>
+        <w:rPr>
+          <w:b/>
+          <w:bCs/>
+        </w:rPr>
+        <w:t>小节点</w:t>
+      </w:r>
+      <w:r>
+        <w:t>来填充路径，把关键的“大招回血”、“复活”作为</w:t>
+      </w:r>
+      <w:r>
+        <w:rPr>
+          <w:b/>
+          <w:bCs/>
+        </w:rPr>
+        <w:t>大节点</w:t>
+      </w:r>
+      <w:r>
+        <w:t>放在分叉的尽头。</w:t>
+      </w:r>
+    </w:p>
+    <w:p>
+      <w:pPr>
+        <w:pStyle w:val="7"/>
+        <w:keepNext w:val="0"/>
+        <w:keepLines w:val="0"/>
+        <w:widowControl/>
+        <w:suppressLineNumbers w:val="0"/>
+      </w:pPr>
+      <w:r>
+        <w:t>这样设计，你的游戏立刻就有了“大作”的系统深度！</w:t>
+      </w:r>
+    </w:p>
+    <w:p>
+      <w:pPr>
+        <w:pStyle w:val="7"/>
+        <w:keepNext w:val="0"/>
+        <w:keepLines w:val="0"/>
+        <w:widowControl/>
+        <w:suppressLineNumbers w:val="0"/>
+        <w:spacing w:before="0" w:beforeAutospacing="0" w:line="14" w:lineRule="atLeast"/>
+        <w:rPr>
+          <w:rFonts w:hint="default" w:ascii="sans-serif" w:hAnsi="sans-serif" w:eastAsia="sans-serif" w:cs="sans-serif"/>
+        </w:rPr>
+      </w:pPr>
+    </w:p>
+    <w:p>
+      <w:pPr>
+        <w:pStyle w:val="4"/>
+        <w:keepNext w:val="0"/>
+        <w:keepLines w:val="0"/>
+        <w:widowControl/>
+        <w:suppressLineNumbers w:val="0"/>
+        <w:spacing w:before="0" w:beforeAutospacing="0" w:line="14" w:lineRule="atLeast"/>
+        <w:rPr>
+          <w:rFonts w:hint="default" w:ascii="sans-serif" w:hAnsi="sans-serif" w:eastAsia="sans-serif" w:cs="sans-serif"/>
+        </w:rPr>
+      </w:pPr>
+      <w:r>
+        <w:rPr>
+          <w:rFonts w:hint="default" w:ascii="sans-serif" w:hAnsi="sans-serif" w:eastAsia="sans-serif" w:cs="sans-serif"/>
+        </w:rPr>
+        <w:t>5.2 账号系统</w:t>
+      </w:r>
+    </w:p>
+    <w:p>
+      <w:pPr>
+        <w:pStyle w:val="7"/>
+        <w:keepNext w:val="0"/>
+        <w:keepLines w:val="0"/>
+        <w:widowControl/>
+        <w:suppressLineNumbers w:val="0"/>
+        <w:spacing w:before="0" w:beforeAutospacing="0" w:line="14" w:lineRule="atLeast"/>
+        <w:ind w:left="720"/>
+        <w:rPr>
+          <w:rFonts w:hint="default" w:ascii="sans-serif" w:hAnsi="sans-serif" w:eastAsia="sans-serif" w:cs="sans-serif"/>
+        </w:rPr>
+      </w:pPr>
+      <w:r>
+        <w:rPr>
+          <w:rFonts w:hint="default" w:ascii="sans-serif" w:hAnsi="sans-serif" w:eastAsia="sans-serif" w:cs="sans-serif"/>
+          <w:b/>
+          <w:bCs/>
+        </w:rPr>
+        <w:t>体力 (Stamina)：</w:t>
+      </w:r>
+      <w:r>
+        <w:rPr>
+          <w:rFonts w:hint="default" w:ascii="sans-serif" w:hAnsi="sans-serif" w:eastAsia="sans-serif" w:cs="sans-serif"/>
+        </w:rPr>
+        <w:t xml:space="preserve"> 上限 30 点，每局消耗 5 点。每 10 分钟恢复 1 点。</w:t>
+      </w:r>
+    </w:p>
+    <w:p>
+      <w:pPr>
+        <w:pStyle w:val="7"/>
+        <w:keepNext w:val="0"/>
+        <w:keepLines w:val="0"/>
+        <w:widowControl/>
+        <w:suppressLineNumbers w:val="0"/>
+        <w:spacing w:before="0" w:beforeAutospacing="0" w:line="14" w:lineRule="atLeast"/>
+        <w:ind w:left="720"/>
+        <w:rPr>
+          <w:rFonts w:hint="default" w:ascii="sans-serif" w:hAnsi="sans-serif" w:eastAsia="sans-serif" w:cs="sans-serif"/>
+        </w:rPr>
+      </w:pPr>
+      <w:r>
+        <w:rPr>
+          <w:rFonts w:hint="default" w:ascii="sans-serif" w:hAnsi="sans-serif" w:eastAsia="sans-serif" w:cs="sans-serif"/>
+          <w:b/>
+          <w:bCs/>
+        </w:rPr>
+        <w:t>等级 (Rank)：</w:t>
+      </w:r>
+      <w:r>
+        <w:rPr>
+          <w:rFonts w:hint="default" w:ascii="sans-serif" w:hAnsi="sans-serif" w:eastAsia="sans-serif" w:cs="sans-serif"/>
+        </w:rPr>
+        <w:t xml:space="preserve"> 仅作为成就展示和章节门槛。</w:t>
+      </w:r>
+    </w:p>
+    <w:p>
+      <w:pPr>
+        <w:pStyle w:val="4"/>
+        <w:keepNext w:val="0"/>
+        <w:keepLines w:val="0"/>
+        <w:widowControl/>
+        <w:suppressLineNumbers w:val="0"/>
+        <w:spacing w:before="0" w:beforeAutospacing="0" w:line="14" w:lineRule="atLeast"/>
+        <w:rPr>
+          <w:rFonts w:hint="default" w:ascii="sans-serif" w:hAnsi="sans-serif" w:eastAsia="sans-serif" w:cs="sans-serif"/>
+        </w:rPr>
+      </w:pPr>
+      <w:r>
+        <w:rPr>
+          <w:rFonts w:hint="default" w:ascii="sans-serif" w:hAnsi="sans-serif" w:eastAsia="sans-serif" w:cs="sans-serif"/>
+        </w:rPr>
+        <w:t>5.3 皮肤系统 (Skins)</w:t>
+      </w:r>
+    </w:p>
+    <w:p>
+      <w:pPr>
+        <w:pStyle w:val="7"/>
+        <w:keepNext w:val="0"/>
+        <w:keepLines w:val="0"/>
+        <w:widowControl/>
+        <w:suppressLineNumbers w:val="0"/>
+        <w:spacing w:before="0" w:beforeAutospacing="0" w:line="14" w:lineRule="atLeast"/>
+        <w:ind w:left="720"/>
+        <w:rPr>
+          <w:rFonts w:hint="default" w:ascii="sans-serif" w:hAnsi="sans-serif" w:eastAsia="sans-serif" w:cs="sans-serif"/>
+        </w:rPr>
+      </w:pPr>
+      <w:r>
+        <w:rPr>
+          <w:rFonts w:hint="default" w:ascii="sans-serif" w:hAnsi="sans-serif" w:eastAsia="sans-serif" w:cs="sans-serif"/>
+          <w:b/>
+          <w:bCs/>
+        </w:rPr>
+        <w:t>定位：</w:t>
+      </w:r>
+      <w:r>
+        <w:rPr>
+          <w:rFonts w:hint="default" w:ascii="sans-serif" w:hAnsi="sans-serif" w:eastAsia="sans-serif" w:cs="sans-serif"/>
+        </w:rPr>
+        <w:t xml:space="preserve"> 改变炮塔模型 + </w:t>
+      </w:r>
+      <w:r>
+        <w:rPr>
+          <w:rFonts w:hint="default" w:ascii="sans-serif" w:hAnsi="sans-serif" w:eastAsia="sans-serif" w:cs="sans-serif"/>
+          <w:b/>
+          <w:bCs/>
+        </w:rPr>
+        <w:t>初始激光颜色</w:t>
+      </w:r>
+      <w:r>
+        <w:rPr>
+          <w:rFonts w:hint="default" w:ascii="sans-serif" w:hAnsi="sans-serif" w:eastAsia="sans-serif" w:cs="sans-serif"/>
+        </w:rPr>
+        <w:t>。</w:t>
+      </w:r>
+    </w:p>
+    <w:p>
+      <w:pPr>
+        <w:pStyle w:val="7"/>
+        <w:keepNext w:val="0"/>
+        <w:keepLines w:val="0"/>
+        <w:widowControl/>
+        <w:suppressLineNumbers w:val="0"/>
+        <w:spacing w:before="0" w:beforeAutospacing="0" w:line="14" w:lineRule="atLeast"/>
+        <w:ind w:left="720"/>
+        <w:rPr>
+          <w:rFonts w:hint="default" w:ascii="sans-serif" w:hAnsi="sans-serif" w:eastAsia="sans-serif" w:cs="sans-serif"/>
+        </w:rPr>
+      </w:pPr>
+      <w:r>
+        <w:rPr>
+          <w:rFonts w:hint="default" w:ascii="sans-serif" w:hAnsi="sans-serif" w:eastAsia="sans-serif" w:cs="sans-serif"/>
+          <w:b/>
+          <w:bCs/>
+        </w:rPr>
+        <w:t>规则：</w:t>
+      </w:r>
+      <w:r>
+        <w:rPr>
+          <w:rFonts w:hint="default" w:ascii="sans-serif" w:hAnsi="sans-serif" w:eastAsia="sans-serif" w:cs="sans-serif"/>
+        </w:rPr>
+        <w:t xml:space="preserve"> 局内捡到改变颜色的技能（如极寒变蓝）时，</w:t>
+      </w:r>
+      <w:r>
+        <w:rPr>
+          <w:rFonts w:hint="default" w:ascii="sans-serif" w:hAnsi="sans-serif" w:eastAsia="sans-serif" w:cs="sans-serif"/>
+          <w:b/>
+          <w:bCs/>
+        </w:rPr>
+        <w:t>技能颜色覆盖皮肤颜色</w:t>
+      </w:r>
+      <w:r>
+        <w:rPr>
+          <w:rFonts w:hint="default" w:ascii="sans-serif" w:hAnsi="sans-serif" w:eastAsia="sans-serif" w:cs="sans-serif"/>
+        </w:rPr>
+        <w:t>。</w:t>
       </w:r>
     </w:p>
     <w:p>
@@ -6376,6 +6107,330 @@
         </w:rPr>
         <w:pict>
           <v:rect id="_x0000_i1032" o:spt="1" style="height:1.5pt;width:432pt;" fillcolor="#A0A0A0" filled="t" stroked="f" coordsize="21600,21600" o:hr="t" o:hrstd="t" o:hralign="center">
+            <v:path/>
+            <v:fill on="t" focussize="0,0"/>
+            <v:stroke on="f"/>
+            <v:imagedata o:title=""/>
+            <o:lock v:ext="edit"/>
+            <w10:wrap type="none"/>
+            <w10:anchorlock/>
+          </v:rect>
+        </w:pict>
+      </w:r>
+    </w:p>
+    <w:p>
+      <w:pPr>
+        <w:pStyle w:val="3"/>
+        <w:keepNext w:val="0"/>
+        <w:keepLines w:val="0"/>
+        <w:widowControl/>
+        <w:suppressLineNumbers w:val="0"/>
+        <w:spacing w:before="0" w:beforeAutospacing="0" w:line="14" w:lineRule="atLeast"/>
+        <w:rPr>
+          <w:rFonts w:hint="default" w:ascii="sans-serif" w:hAnsi="sans-serif" w:eastAsia="sans-serif" w:cs="sans-serif"/>
+        </w:rPr>
+      </w:pPr>
+      <w:r>
+        <w:rPr>
+          <w:rFonts w:hint="default" w:ascii="sans-serif" w:hAnsi="sans-serif" w:eastAsia="sans-serif" w:cs="sans-serif"/>
+        </w:rPr>
+        <w:t>6. 商业化设计 (Monetization - IAA)</w:t>
+      </w:r>
+    </w:p>
+    <w:p>
+      <w:pPr>
+        <w:pStyle w:val="7"/>
+        <w:keepNext w:val="0"/>
+        <w:keepLines w:val="0"/>
+        <w:widowControl/>
+        <w:suppressLineNumbers w:val="0"/>
+        <w:spacing w:before="0" w:beforeAutospacing="0" w:line="14" w:lineRule="atLeast"/>
+        <w:rPr>
+          <w:rFonts w:hint="default" w:ascii="sans-serif" w:hAnsi="sans-serif" w:eastAsia="sans-serif" w:cs="sans-serif"/>
+        </w:rPr>
+      </w:pPr>
+      <w:r>
+        <w:rPr>
+          <w:rFonts w:hint="default" w:ascii="sans-serif" w:hAnsi="sans-serif" w:eastAsia="sans-serif" w:cs="sans-serif"/>
+          <w:b/>
+          <w:bCs/>
+        </w:rPr>
+        <w:t>核心策略：</w:t>
+      </w:r>
+      <w:r>
+        <w:rPr>
+          <w:rFonts w:hint="default" w:ascii="sans-serif" w:hAnsi="sans-serif" w:eastAsia="sans-serif" w:cs="sans-serif"/>
+        </w:rPr>
+        <w:t xml:space="preserve"> 只有广告，暂无内购（直至版号获批）。</w:t>
+      </w:r>
+    </w:p>
+    <w:p>
+      <w:pPr>
+        <w:pStyle w:val="4"/>
+        <w:keepNext w:val="0"/>
+        <w:keepLines w:val="0"/>
+        <w:widowControl/>
+        <w:suppressLineNumbers w:val="0"/>
+        <w:spacing w:before="0" w:beforeAutospacing="0" w:line="14" w:lineRule="atLeast"/>
+        <w:rPr>
+          <w:rFonts w:hint="default" w:ascii="sans-serif" w:hAnsi="sans-serif" w:eastAsia="sans-serif" w:cs="sans-serif"/>
+        </w:rPr>
+      </w:pPr>
+      <w:r>
+        <w:rPr>
+          <w:rFonts w:hint="default" w:ascii="sans-serif" w:hAnsi="sans-serif" w:eastAsia="sans-serif" w:cs="sans-serif"/>
+        </w:rPr>
+        <w:t>6.1 广告点位</w:t>
+      </w:r>
+    </w:p>
+    <w:p>
+      <w:pPr>
+        <w:pStyle w:val="7"/>
+        <w:keepNext w:val="0"/>
+        <w:keepLines w:val="0"/>
+        <w:widowControl/>
+        <w:suppressLineNumbers w:val="0"/>
+        <w:spacing w:before="0" w:beforeAutospacing="0" w:line="14" w:lineRule="atLeast"/>
+        <w:ind w:left="720"/>
+        <w:rPr>
+          <w:rFonts w:hint="default" w:ascii="sans-serif" w:hAnsi="sans-serif" w:eastAsia="sans-serif" w:cs="sans-serif"/>
+        </w:rPr>
+      </w:pPr>
+      <w:r>
+        <w:rPr>
+          <w:rFonts w:hint="default" w:ascii="sans-serif" w:hAnsi="sans-serif" w:eastAsia="sans-serif" w:cs="sans-serif"/>
+          <w:b/>
+          <w:bCs/>
+        </w:rPr>
+        <w:t>复活 (Revive)：</w:t>
+      </w:r>
+      <w:r>
+        <w:rPr>
+          <w:rFonts w:hint="default" w:ascii="sans-serif" w:hAnsi="sans-serif" w:eastAsia="sans-serif" w:cs="sans-serif"/>
+        </w:rPr>
+        <w:t xml:space="preserve"> 局内死亡复活 1 次（满血无敌 3秒）。</w:t>
+      </w:r>
+      <w:r>
+        <w:rPr>
+          <w:rFonts w:hint="default" w:ascii="sans-serif" w:hAnsi="sans-serif" w:eastAsia="sans-serif" w:cs="sans-serif"/>
+          <w:b/>
+          <w:bCs/>
+        </w:rPr>
+        <w:t>[高价值]</w:t>
+      </w:r>
+    </w:p>
+    <w:p>
+      <w:pPr>
+        <w:pStyle w:val="7"/>
+        <w:keepNext w:val="0"/>
+        <w:keepLines w:val="0"/>
+        <w:widowControl/>
+        <w:suppressLineNumbers w:val="0"/>
+        <w:spacing w:before="0" w:beforeAutospacing="0" w:line="14" w:lineRule="atLeast"/>
+        <w:ind w:left="720"/>
+        <w:rPr>
+          <w:rFonts w:hint="default" w:ascii="sans-serif" w:hAnsi="sans-serif" w:eastAsia="sans-serif" w:cs="sans-serif"/>
+        </w:rPr>
+      </w:pPr>
+      <w:r>
+        <w:rPr>
+          <w:rFonts w:hint="default" w:ascii="sans-serif" w:hAnsi="sans-serif" w:eastAsia="sans-serif" w:cs="sans-serif"/>
+          <w:b/>
+          <w:bCs/>
+        </w:rPr>
+        <w:t>双倍结算 (x2 Gold)：</w:t>
+      </w:r>
+      <w:r>
+        <w:rPr>
+          <w:rFonts w:hint="default" w:ascii="sans-serif" w:hAnsi="sans-serif" w:eastAsia="sans-serif" w:cs="sans-serif"/>
+        </w:rPr>
+        <w:t xml:space="preserve"> 胜利/失败界面，金币翻倍。</w:t>
+      </w:r>
+      <w:r>
+        <w:rPr>
+          <w:rFonts w:hint="default" w:ascii="sans-serif" w:hAnsi="sans-serif" w:eastAsia="sans-serif" w:cs="sans-serif"/>
+          <w:b/>
+          <w:bCs/>
+        </w:rPr>
+        <w:t>[高点击]</w:t>
+      </w:r>
+    </w:p>
+    <w:p>
+      <w:pPr>
+        <w:pStyle w:val="7"/>
+        <w:keepNext w:val="0"/>
+        <w:keepLines w:val="0"/>
+        <w:widowControl/>
+        <w:suppressLineNumbers w:val="0"/>
+        <w:spacing w:before="0" w:beforeAutospacing="0" w:line="14" w:lineRule="atLeast"/>
+        <w:ind w:left="720"/>
+        <w:rPr>
+          <w:rFonts w:hint="default" w:ascii="sans-serif" w:hAnsi="sans-serif" w:eastAsia="sans-serif" w:cs="sans-serif"/>
+        </w:rPr>
+      </w:pPr>
+      <w:r>
+        <w:rPr>
+          <w:rFonts w:hint="default" w:ascii="sans-serif" w:hAnsi="sans-serif" w:eastAsia="sans-serif" w:cs="sans-serif"/>
+          <w:b/>
+          <w:bCs/>
+        </w:rPr>
+        <w:t>开局Buff：</w:t>
+      </w:r>
+      <w:r>
+        <w:rPr>
+          <w:rFonts w:hint="default" w:ascii="sans-serif" w:hAnsi="sans-serif" w:eastAsia="sans-serif" w:cs="sans-serif"/>
+        </w:rPr>
+        <w:t xml:space="preserve"> 观看广告，开局获得 1 个随机蓝色技能。</w:t>
+      </w:r>
+    </w:p>
+    <w:p>
+      <w:pPr>
+        <w:pStyle w:val="7"/>
+        <w:keepNext w:val="0"/>
+        <w:keepLines w:val="0"/>
+        <w:widowControl/>
+        <w:suppressLineNumbers w:val="0"/>
+        <w:spacing w:before="0" w:beforeAutospacing="0" w:line="14" w:lineRule="atLeast"/>
+        <w:ind w:left="720"/>
+        <w:rPr>
+          <w:rFonts w:hint="default" w:ascii="sans-serif" w:hAnsi="sans-serif" w:eastAsia="sans-serif" w:cs="sans-serif"/>
+        </w:rPr>
+      </w:pPr>
+      <w:r>
+        <w:rPr>
+          <w:rFonts w:hint="default" w:ascii="sans-serif" w:hAnsi="sans-serif" w:eastAsia="sans-serif" w:cs="sans-serif"/>
+          <w:b/>
+          <w:bCs/>
+        </w:rPr>
+        <w:t>刷新技能 (Reroll)：</w:t>
+      </w:r>
+      <w:r>
+        <w:rPr>
+          <w:rFonts w:hint="default" w:ascii="sans-serif" w:hAnsi="sans-serif" w:eastAsia="sans-serif" w:cs="sans-serif"/>
+        </w:rPr>
+        <w:t xml:space="preserve"> 三选一界面不满意，看广告刷新。</w:t>
+      </w:r>
+    </w:p>
+    <w:p>
+      <w:pPr>
+        <w:pStyle w:val="7"/>
+        <w:keepNext w:val="0"/>
+        <w:keepLines w:val="0"/>
+        <w:widowControl/>
+        <w:suppressLineNumbers w:val="0"/>
+        <w:spacing w:before="0" w:beforeAutospacing="0" w:line="14" w:lineRule="atLeast"/>
+        <w:ind w:left="720"/>
+        <w:rPr>
+          <w:rFonts w:hint="default" w:ascii="sans-serif" w:hAnsi="sans-serif" w:eastAsia="sans-serif" w:cs="sans-serif"/>
+        </w:rPr>
+      </w:pPr>
+      <w:r>
+        <w:rPr>
+          <w:rFonts w:hint="default" w:ascii="sans-serif" w:hAnsi="sans-serif" w:eastAsia="sans-serif" w:cs="sans-serif"/>
+          <w:b/>
+          <w:bCs/>
+        </w:rPr>
+        <w:t>体力/钻石补充：</w:t>
+      </w:r>
+      <w:r>
+        <w:rPr>
+          <w:rFonts w:hint="default" w:ascii="sans-serif" w:hAnsi="sans-serif" w:eastAsia="sans-serif" w:cs="sans-serif"/>
+        </w:rPr>
+        <w:t xml:space="preserve"> 每日限次获取。</w:t>
+      </w:r>
+    </w:p>
+    <w:p>
+      <w:pPr>
+        <w:pStyle w:val="4"/>
+        <w:keepNext w:val="0"/>
+        <w:keepLines w:val="0"/>
+        <w:widowControl/>
+        <w:suppressLineNumbers w:val="0"/>
+        <w:spacing w:before="0" w:beforeAutospacing="0" w:line="14" w:lineRule="atLeast"/>
+        <w:rPr>
+          <w:rFonts w:hint="default" w:ascii="sans-serif" w:hAnsi="sans-serif" w:eastAsia="sans-serif" w:cs="sans-serif"/>
+        </w:rPr>
+      </w:pPr>
+      <w:r>
+        <w:rPr>
+          <w:rFonts w:hint="default" w:ascii="sans-serif" w:hAnsi="sans-serif" w:eastAsia="sans-serif" w:cs="sans-serif"/>
+        </w:rPr>
+        <w:t>6.2 货币循环</w:t>
+      </w:r>
+    </w:p>
+    <w:p>
+      <w:pPr>
+        <w:pStyle w:val="7"/>
+        <w:keepNext w:val="0"/>
+        <w:keepLines w:val="0"/>
+        <w:widowControl/>
+        <w:suppressLineNumbers w:val="0"/>
+        <w:spacing w:before="0" w:beforeAutospacing="0" w:line="14" w:lineRule="atLeast"/>
+        <w:ind w:left="720"/>
+        <w:rPr>
+          <w:rFonts w:hint="default" w:ascii="sans-serif" w:hAnsi="sans-serif" w:eastAsia="sans-serif" w:cs="sans-serif"/>
+        </w:rPr>
+      </w:pPr>
+      <w:r>
+        <w:rPr>
+          <w:rFonts w:hint="default" w:ascii="sans-serif" w:hAnsi="sans-serif" w:eastAsia="sans-serif" w:cs="sans-serif"/>
+          <w:b/>
+          <w:bCs/>
+        </w:rPr>
+        <w:t>金币：</w:t>
+      </w:r>
+      <w:r>
+        <w:rPr>
+          <w:rFonts w:hint="default" w:ascii="sans-serif" w:hAnsi="sans-serif" w:eastAsia="sans-serif" w:cs="sans-serif"/>
+        </w:rPr>
+        <w:t xml:space="preserve"> 游戏产出 -&gt; 升级科技树 -&gt; 变强。</w:t>
+      </w:r>
+    </w:p>
+    <w:p>
+      <w:pPr>
+        <w:pStyle w:val="7"/>
+        <w:keepNext w:val="0"/>
+        <w:keepLines w:val="0"/>
+        <w:widowControl/>
+        <w:suppressLineNumbers w:val="0"/>
+        <w:spacing w:before="0" w:beforeAutospacing="0" w:line="14" w:lineRule="atLeast"/>
+        <w:ind w:left="720"/>
+        <w:rPr>
+          <w:rFonts w:hint="default" w:ascii="sans-serif" w:hAnsi="sans-serif" w:eastAsia="sans-serif" w:cs="sans-serif"/>
+        </w:rPr>
+      </w:pPr>
+      <w:r>
+        <w:rPr>
+          <w:rFonts w:hint="default" w:ascii="sans-serif" w:hAnsi="sans-serif" w:eastAsia="sans-serif" w:cs="sans-serif"/>
+          <w:b/>
+          <w:bCs/>
+        </w:rPr>
+        <w:t>钻石：</w:t>
+      </w:r>
+      <w:r>
+        <w:rPr>
+          <w:rFonts w:hint="default" w:ascii="sans-serif" w:hAnsi="sans-serif" w:eastAsia="sans-serif" w:cs="sans-serif"/>
+        </w:rPr>
+        <w:t xml:space="preserve"> 广告/成就产出 -&gt; 购买皮肤 / 购买体力。</w:t>
+      </w:r>
+    </w:p>
+    <w:p>
+      <w:pPr>
+        <w:keepNext w:val="0"/>
+        <w:keepLines w:val="0"/>
+        <w:widowControl/>
+        <w:suppressLineNumbers w:val="0"/>
+        <w:spacing w:before="0" w:beforeAutospacing="0" w:line="14" w:lineRule="atLeast"/>
+        <w:rPr>
+          <w:rFonts w:hint="default" w:ascii="sans-serif" w:hAnsi="sans-serif" w:eastAsia="sans-serif" w:cs="sans-serif"/>
+        </w:rPr>
+      </w:pPr>
+      <w:r>
+        <w:rPr>
+          <w:rFonts w:hint="default" w:ascii="sans-serif" w:hAnsi="sans-serif" w:eastAsia="sans-serif" w:cs="sans-serif"/>
+        </w:rPr>
+        <w:pict>
+          <v:rect id="_x0000_i1033" o:spt="1" style="height:1.5pt;width:432pt;" fillcolor="#A0A0A0" filled="t" stroked="f" coordsize="21600,21600" o:hr="t" o:hrstd="t" o:hralign="center">
             <v:path/>
             <v:fill on="t" focussize="0,0"/>
             <v:stroke on="f"/>
